--- a/06_Strings/Übungen/FilterVocals/FilterVocals.docx
+++ b/06_Strings/Übungen/FilterVocals/FilterVocals.docx
@@ -1,37 +1,13 @@
 
 <file path=word/document.xml><?xml version="1.0" encoding="utf-8"?>
-<w:document xmlns:wpc="http://schemas.microsoft.com/office/word/2010/wordprocessingCanvas" xmlns:mc="http://schemas.openxmlformats.org/markup-compatibility/2006" xmlns:o="urn:schemas-microsoft-com:office:office" xmlns:r="http://schemas.openxmlformats.org/officeDocument/2006/relationships" xmlns:m="http://schemas.openxmlformats.org/officeDocument/2006/math" xmlns:v="urn:schemas-microsoft-com:vml" xmlns:wp14="http://schemas.microsoft.com/office/word/2010/wordprocessingDrawing" xmlns:wp="http://schemas.openxmlformats.org/drawingml/2006/wordprocessingDrawing" xmlns:w10="urn:schemas-microsoft-com:office:word" xmlns:w="http://schemas.openxmlformats.org/wordprocessingml/2006/main" xmlns:w14="http://schemas.microsoft.com/office/word/2010/wordml" xmlns:w15="http://schemas.microsoft.com/office/word/2012/wordml" xmlns:wpg="http://schemas.microsoft.com/office/word/2010/wordprocessingGroup" xmlns:wpi="http://schemas.microsoft.com/office/word/2010/wordprocessingInk" xmlns:wne="http://schemas.microsoft.com/office/word/2006/wordml" xmlns:wps="http://schemas.microsoft.com/office/word/2010/wordprocessingShape" mc:Ignorable="w14 w15 wp14">
+<w:document xmlns:wpc="http://schemas.microsoft.com/office/word/2010/wordprocessingCanvas" xmlns:cx="http://schemas.microsoft.com/office/drawing/2014/chartex" xmlns:cx1="http://schemas.microsoft.com/office/drawing/2015/9/8/chartex" xmlns:cx2="http://schemas.microsoft.com/office/drawing/2015/10/21/chartex" xmlns:cx3="http://schemas.microsoft.com/office/drawing/2016/5/9/chartex" xmlns:cx4="http://schemas.microsoft.com/office/drawing/2016/5/10/chartex" xmlns:cx5="http://schemas.microsoft.com/office/drawing/2016/5/11/chartex" xmlns:cx6="http://schemas.microsoft.com/office/drawing/2016/5/12/chartex" xmlns:cx7="http://schemas.microsoft.com/office/drawing/2016/5/13/chartex" xmlns:cx8="http://schemas.microsoft.com/office/drawing/2016/5/14/chartex" xmlns:mc="http://schemas.openxmlformats.org/markup-compatibility/2006" xmlns:aink="http://schemas.microsoft.com/office/drawing/2016/ink" xmlns:am3d="http://schemas.microsoft.com/office/drawing/2017/model3d" xmlns:o="urn:schemas-microsoft-com:office:office" xmlns:oel="http://schemas.microsoft.com/office/2019/extlst" xmlns:r="http://schemas.openxmlformats.org/officeDocument/2006/relationships" xmlns:m="http://schemas.openxmlformats.org/officeDocument/2006/math" xmlns:v="urn:schemas-microsoft-com:vml" xmlns:wp14="http://schemas.microsoft.com/office/word/2010/wordprocessingDrawing" xmlns:wp="http://schemas.openxmlformats.org/drawingml/2006/wordprocessingDrawing" xmlns:w10="urn:schemas-microsoft-com:office:word" xmlns:w="http://schemas.openxmlformats.org/wordprocessingml/2006/main" xmlns:w14="http://schemas.microsoft.com/office/word/2010/wordml" xmlns:w15="http://schemas.microsoft.com/office/word/2012/wordml" xmlns:w16cex="http://schemas.microsoft.com/office/word/2018/wordml/cex" xmlns:w16cid="http://schemas.microsoft.com/office/word/2016/wordml/cid" xmlns:w16="http://schemas.microsoft.com/office/word/2018/wordml" xmlns:w16du="http://schemas.microsoft.com/office/word/2023/wordml/word16du" xmlns:w16sdtdh="http://schemas.microsoft.com/office/word/2020/wordml/sdtdatahash" xmlns:w16se="http://schemas.microsoft.com/office/word/2015/wordml/symex" xmlns:wpg="http://schemas.microsoft.com/office/word/2010/wordprocessingGroup" xmlns:wpi="http://schemas.microsoft.com/office/word/2010/wordprocessingInk" xmlns:wne="http://schemas.microsoft.com/office/word/2006/wordml" xmlns:wps="http://schemas.microsoft.com/office/word/2010/wordprocessingShape" mc:Ignorable="w14 w15 w16se w16cid w16 w16cex w16sdtdh w16du wp14">
   <w:body>
     <w:p>
       <w:pPr>
-        <w:pStyle w:val="berschrift1"/>
-        <w:pageBreakBefore/>
-        <w:tabs>
-          <w:tab w:val="left" w:pos="851"/>
-        </w:tabs>
-        <w:spacing w:before="100" w:beforeAutospacing="1" w:after="100" w:afterAutospacing="1" w:line="240" w:lineRule="auto"/>
         <w:rPr>
-          <w:rFonts w:ascii="Verdana" w:eastAsia="Times New Roman" w:hAnsi="Verdana" w:cs="Times New Roman"/>
-          <w:b/>
-          <w:bCs/>
-          <w:color w:val="auto"/>
-          <w:szCs w:val="36"/>
-          <w:lang w:eastAsia="de-DE"/>
+          <w:szCs w:val="24"/>
         </w:rPr>
       </w:pPr>
-      <w:proofErr w:type="spellStart"/>
-      <w:r>
-        <w:rPr>
-          <w:rFonts w:ascii="Verdana" w:eastAsia="Times New Roman" w:hAnsi="Verdana" w:cs="Times New Roman"/>
-          <w:b/>
-          <w:bCs/>
-          <w:color w:val="auto"/>
-          <w:szCs w:val="36"/>
-          <w:lang w:eastAsia="de-DE"/>
-        </w:rPr>
-        <w:t>FilterVocals</w:t>
-      </w:r>
-      <w:proofErr w:type="spellEnd"/>
     </w:p>
     <w:p>
       <w:pPr>
@@ -43,35 +19,40 @@
     </w:p>
     <w:p>
       <w:pPr>
-        <w:pStyle w:val="Aufzhlung1"/>
+        <w:pStyle w:val="Listenabsatz"/>
+        <w:numPr>
+          <w:ilvl w:val="0"/>
+          <w:numId w:val="15"/>
+        </w:numPr>
       </w:pPr>
       <w:r>
         <w:t>Strings</w:t>
       </w:r>
     </w:p>
-    <w:p/>
+    <w:p>
+      <w:pPr>
+        <w:pStyle w:val="berschrift2"/>
+      </w:pPr>
+      <w:r>
+        <w:t>Aufgabenstellung</w:t>
+      </w:r>
+    </w:p>
     <w:p>
       <w:r>
-        <w:t>Das Programm</w:t>
-      </w:r>
-      <w:r>
-        <w:t xml:space="preserve"> extrahiert aus dem eingegebenen Text alle Vokale (Groß/Kleinschreibung ist egal). Als Vokale sind nur </w:t>
+        <w:t xml:space="preserve">Das Programm extrahiert aus dem eingegebenen Text alle Vokale (Groß/Kleinschreibung ist egal). Als Vokale sind nur </w:t>
       </w:r>
       <w:proofErr w:type="spellStart"/>
-      <w:r>
-        <w:t>a</w:t>
-      </w:r>
       <w:proofErr w:type="gramStart"/>
       <w:r>
-        <w:t>,e,i,o,u</w:t>
+        <w:t>a,e</w:t>
+      </w:r>
+      <w:proofErr w:type="gramEnd"/>
+      <w:r>
+        <w:t>,i,o,u</w:t>
       </w:r>
       <w:proofErr w:type="spellEnd"/>
-      <w:proofErr w:type="gramEnd"/>
       <w:r>
-        <w:t xml:space="preserve"> und A,E,I,O,U zu berücksichtigen.</w:t>
-      </w:r>
-      <w:r>
-        <w:t xml:space="preserve"> Kommt ein Vokal mehrfach vor, ist nur das erste Vorkommen zu verwenden.</w:t>
+        <w:t xml:space="preserve"> und A,E,I,O,U zu berücksichtigen. Kommt ein Vokal mehrfach vor, ist nur das erste Vorkommen zu verwenden.</w:t>
       </w:r>
     </w:p>
     <w:p>
@@ -90,10 +71,10 @@
           <w:lang w:eastAsia="de-DE"/>
         </w:rPr>
         <w:drawing>
-          <wp:inline distT="0" distB="0" distL="0" distR="0" wp14:anchorId="1B0E3E25" wp14:editId="318EEFC8">
+          <wp:inline distT="0" distB="0" distL="0" distR="0" wp14:anchorId="04CDC5AB" wp14:editId="4E8B93A4">
             <wp:extent cx="3276600" cy="897943"/>
             <wp:effectExtent l="0" t="0" r="0" b="0"/>
-            <wp:docPr id="1" name="Grafik 1"/>
+            <wp:docPr id="1" name="Grafik 1" descr="Ein Bild, das Text, Screenshot, Schrift enthält.&#10;&#10;Automatisch generierte Beschreibung"/>
             <wp:cNvGraphicFramePr>
               <a:graphicFrameLocks xmlns:a="http://schemas.openxmlformats.org/drawingml/2006/main" noChangeAspect="1"/>
             </wp:cNvGraphicFramePr>
@@ -101,11 +82,11 @@
               <a:graphicData uri="http://schemas.openxmlformats.org/drawingml/2006/picture">
                 <pic:pic xmlns:pic="http://schemas.openxmlformats.org/drawingml/2006/picture">
                   <pic:nvPicPr>
-                    <pic:cNvPr id="1" name=""/>
+                    <pic:cNvPr id="1" name="Grafik 1" descr="Ein Bild, das Text, Screenshot, Schrift enthält.&#10;&#10;Automatisch generierte Beschreibung"/>
                     <pic:cNvPicPr/>
                   </pic:nvPicPr>
                   <pic:blipFill>
-                    <a:blip r:embed="rId5"/>
+                    <a:blip r:embed="rId7"/>
                     <a:stretch>
                       <a:fillRect/>
                     </a:stretch>
@@ -130,15 +111,15 @@
     <w:p>
       <w:pPr>
         <w:pStyle w:val="berschrift2"/>
-        <w:ind w:left="0"/>
       </w:pPr>
       <w:r>
-        <w:t>Testfälle:</w:t>
+        <w:t>Testfälle</w:t>
       </w:r>
     </w:p>
+    <w:p/>
     <w:tbl>
       <w:tblPr>
-        <w:tblW w:w="2680" w:type="dxa"/>
+        <w:tblW w:w="3331" w:type="dxa"/>
         <w:tblInd w:w="633" w:type="dxa"/>
         <w:tblCellMar>
           <w:left w:w="70" w:type="dxa"/>
@@ -148,7 +129,8 @@
       </w:tblPr>
       <w:tblGrid>
         <w:gridCol w:w="1440"/>
-        <w:gridCol w:w="1240"/>
+        <w:gridCol w:w="757"/>
+        <w:gridCol w:w="1134"/>
       </w:tblGrid>
       <w:tr>
         <w:trPr>
@@ -193,7 +175,8 @@
         </w:tc>
         <w:tc>
           <w:tcPr>
-            <w:tcW w:w="1240" w:type="dxa"/>
+            <w:tcW w:w="1891" w:type="dxa"/>
+            <w:gridSpan w:val="2"/>
             <w:tcBorders>
               <w:top w:val="single" w:sz="4" w:space="0" w:color="000000"/>
               <w:left w:val="nil"/>
@@ -235,7 +218,8 @@
         </w:trPr>
         <w:tc>
           <w:tcPr>
-            <w:tcW w:w="1440" w:type="dxa"/>
+            <w:tcW w:w="2197" w:type="dxa"/>
+            <w:gridSpan w:val="2"/>
             <w:tcBorders>
               <w:top w:val="single" w:sz="4" w:space="0" w:color="000000"/>
               <w:left w:val="single" w:sz="4" w:space="0" w:color="000000"/>
@@ -268,7 +252,7 @@
         </w:tc>
         <w:tc>
           <w:tcPr>
-            <w:tcW w:w="1240" w:type="dxa"/>
+            <w:tcW w:w="1134" w:type="dxa"/>
             <w:tcBorders>
               <w:top w:val="single" w:sz="4" w:space="0" w:color="000000"/>
               <w:left w:val="nil"/>
@@ -306,7 +290,8 @@
         </w:trPr>
         <w:tc>
           <w:tcPr>
-            <w:tcW w:w="1440" w:type="dxa"/>
+            <w:tcW w:w="2197" w:type="dxa"/>
+            <w:gridSpan w:val="2"/>
             <w:tcBorders>
               <w:top w:val="single" w:sz="4" w:space="0" w:color="000000"/>
               <w:left w:val="single" w:sz="4" w:space="0" w:color="000000"/>
@@ -339,7 +324,7 @@
         </w:tc>
         <w:tc>
           <w:tcPr>
-            <w:tcW w:w="1240" w:type="dxa"/>
+            <w:tcW w:w="1134" w:type="dxa"/>
             <w:tcBorders>
               <w:top w:val="single" w:sz="4" w:space="0" w:color="000000"/>
               <w:left w:val="nil"/>
@@ -377,7 +362,8 @@
         </w:trPr>
         <w:tc>
           <w:tcPr>
-            <w:tcW w:w="1440" w:type="dxa"/>
+            <w:tcW w:w="2197" w:type="dxa"/>
+            <w:gridSpan w:val="2"/>
             <w:tcBorders>
               <w:top w:val="single" w:sz="4" w:space="0" w:color="000000"/>
               <w:left w:val="single" w:sz="4" w:space="0" w:color="000000"/>
@@ -412,7 +398,7 @@
         </w:tc>
         <w:tc>
           <w:tcPr>
-            <w:tcW w:w="1240" w:type="dxa"/>
+            <w:tcW w:w="1134" w:type="dxa"/>
             <w:tcBorders>
               <w:top w:val="single" w:sz="4" w:space="0" w:color="000000"/>
               <w:left w:val="nil"/>
@@ -450,7 +436,8 @@
         </w:trPr>
         <w:tc>
           <w:tcPr>
-            <w:tcW w:w="1440" w:type="dxa"/>
+            <w:tcW w:w="2197" w:type="dxa"/>
+            <w:gridSpan w:val="2"/>
             <w:tcBorders>
               <w:top w:val="single" w:sz="4" w:space="0" w:color="000000"/>
               <w:left w:val="single" w:sz="4" w:space="0" w:color="000000"/>
@@ -483,7 +470,7 @@
         </w:tc>
         <w:tc>
           <w:tcPr>
-            <w:tcW w:w="1240" w:type="dxa"/>
+            <w:tcW w:w="1134" w:type="dxa"/>
             <w:tcBorders>
               <w:top w:val="single" w:sz="4" w:space="0" w:color="000000"/>
               <w:left w:val="nil"/>
@@ -521,7 +508,8 @@
         </w:trPr>
         <w:tc>
           <w:tcPr>
-            <w:tcW w:w="1440" w:type="dxa"/>
+            <w:tcW w:w="2197" w:type="dxa"/>
+            <w:gridSpan w:val="2"/>
             <w:tcBorders>
               <w:top w:val="single" w:sz="4" w:space="0" w:color="000000"/>
               <w:left w:val="single" w:sz="4" w:space="0" w:color="000000"/>
@@ -542,7 +530,6 @@
                 <w:lang w:eastAsia="de-DE"/>
               </w:rPr>
             </w:pPr>
-            <w:proofErr w:type="spellStart"/>
             <w:r>
               <w:rPr>
                 <w:rFonts w:ascii="Calibri" w:eastAsia="Times New Roman" w:hAnsi="Calibri" w:cs="Times New Roman"/>
@@ -551,12 +538,11 @@
               </w:rPr>
               <w:t>Hello</w:t>
             </w:r>
-            <w:proofErr w:type="spellEnd"/>
           </w:p>
         </w:tc>
         <w:tc>
           <w:tcPr>
-            <w:tcW w:w="1240" w:type="dxa"/>
+            <w:tcW w:w="1134" w:type="dxa"/>
             <w:tcBorders>
               <w:top w:val="single" w:sz="4" w:space="0" w:color="000000"/>
               <w:left w:val="nil"/>
@@ -596,7 +582,8 @@
         </w:trPr>
         <w:tc>
           <w:tcPr>
-            <w:tcW w:w="1440" w:type="dxa"/>
+            <w:tcW w:w="2197" w:type="dxa"/>
+            <w:gridSpan w:val="2"/>
             <w:tcBorders>
               <w:top w:val="single" w:sz="4" w:space="0" w:color="000000"/>
               <w:left w:val="single" w:sz="4" w:space="0" w:color="000000"/>
@@ -617,47 +604,19 @@
                 <w:lang w:eastAsia="de-DE"/>
               </w:rPr>
             </w:pPr>
-            <w:proofErr w:type="spellStart"/>
             <w:r>
               <w:rPr>
                 <w:rFonts w:ascii="Calibri" w:eastAsia="Times New Roman" w:hAnsi="Calibri" w:cs="Times New Roman"/>
                 <w:color w:val="000000"/>
                 <w:lang w:eastAsia="de-DE"/>
               </w:rPr>
-              <w:t>Upper</w:t>
-            </w:r>
-            <w:proofErr w:type="spellEnd"/>
-            <w:r>
-              <w:rPr>
-                <w:rFonts w:ascii="Calibri" w:eastAsia="Times New Roman" w:hAnsi="Calibri" w:cs="Times New Roman"/>
-                <w:color w:val="000000"/>
-                <w:lang w:eastAsia="de-DE"/>
-              </w:rPr>
-              <w:t xml:space="preserve"> </w:t>
-            </w:r>
-            <w:proofErr w:type="spellStart"/>
-            <w:r>
-              <w:rPr>
-                <w:rFonts w:ascii="Calibri" w:eastAsia="Times New Roman" w:hAnsi="Calibri" w:cs="Times New Roman"/>
-                <w:color w:val="000000"/>
-                <w:lang w:eastAsia="de-DE"/>
-              </w:rPr>
-              <w:t>and</w:t>
-            </w:r>
-            <w:proofErr w:type="spellEnd"/>
-            <w:r>
-              <w:rPr>
-                <w:rFonts w:ascii="Calibri" w:eastAsia="Times New Roman" w:hAnsi="Calibri" w:cs="Times New Roman"/>
-                <w:color w:val="000000"/>
-                <w:lang w:eastAsia="de-DE"/>
-              </w:rPr>
-              <w:t xml:space="preserve"> Low</w:t>
+              <w:t>Upper and Low</w:t>
             </w:r>
           </w:p>
         </w:tc>
         <w:tc>
           <w:tcPr>
-            <w:tcW w:w="1240" w:type="dxa"/>
+            <w:tcW w:w="1134" w:type="dxa"/>
             <w:tcBorders>
               <w:top w:val="single" w:sz="4" w:space="0" w:color="000000"/>
               <w:left w:val="nil"/>
@@ -697,7 +656,8 @@
         </w:trPr>
         <w:tc>
           <w:tcPr>
-            <w:tcW w:w="1440" w:type="dxa"/>
+            <w:tcW w:w="2197" w:type="dxa"/>
+            <w:gridSpan w:val="2"/>
             <w:tcBorders>
               <w:top w:val="single" w:sz="4" w:space="0" w:color="000000"/>
               <w:left w:val="single" w:sz="4" w:space="0" w:color="000000"/>
@@ -740,7 +700,7 @@
         </w:tc>
         <w:tc>
           <w:tcPr>
-            <w:tcW w:w="1240" w:type="dxa"/>
+            <w:tcW w:w="1134" w:type="dxa"/>
             <w:tcBorders>
               <w:top w:val="single" w:sz="4" w:space="0" w:color="000000"/>
               <w:left w:val="nil"/>
@@ -780,7 +740,8 @@
         </w:trPr>
         <w:tc>
           <w:tcPr>
-            <w:tcW w:w="1440" w:type="dxa"/>
+            <w:tcW w:w="2197" w:type="dxa"/>
+            <w:gridSpan w:val="2"/>
             <w:tcBorders>
               <w:top w:val="single" w:sz="4" w:space="0" w:color="000000"/>
               <w:left w:val="single" w:sz="4" w:space="0" w:color="000000"/>
@@ -813,7 +774,7 @@
         </w:tc>
         <w:tc>
           <w:tcPr>
-            <w:tcW w:w="1240" w:type="dxa"/>
+            <w:tcW w:w="1134" w:type="dxa"/>
             <w:tcBorders>
               <w:top w:val="single" w:sz="4" w:space="0" w:color="000000"/>
               <w:left w:val="nil"/>
@@ -846,13 +807,42 @@
         </w:tc>
       </w:tr>
     </w:tbl>
+    <w:p/>
     <w:p>
-      <w:bookmarkStart w:id="0" w:name="_GoBack"/>
-      <w:bookmarkEnd w:id="0"/>
+      <w:pPr>
+        <w:pStyle w:val="berschrift2"/>
+      </w:pPr>
+      <w:r>
+        <w:t>Zusatzaufgabe</w:t>
+      </w:r>
+    </w:p>
+    <w:p>
+      <w:r>
+        <w:t>Wiederholen Sie die Eingabe so</w:t>
+      </w:r>
+      <w:r>
+        <w:t xml:space="preserve"> </w:t>
+      </w:r>
+      <w:r>
+        <w:t xml:space="preserve">lange, bis der Benutzer das Wort </w:t>
+      </w:r>
+      <w:proofErr w:type="spellStart"/>
+      <w:r>
+        <w:rPr>
+          <w:rFonts w:ascii="Courier New" w:hAnsi="Courier New" w:cs="Courier New"/>
+        </w:rPr>
+        <w:t>exit</w:t>
+      </w:r>
+      <w:proofErr w:type="spellEnd"/>
+      <w:r>
+        <w:t xml:space="preserve"> eingibt.</w:t>
+      </w:r>
     </w:p>
     <w:sectPr>
+      <w:headerReference w:type="default" r:id="rId8"/>
+      <w:footerReference w:type="default" r:id="rId9"/>
       <w:pgSz w:w="11906" w:h="16838"/>
-      <w:pgMar w:top="1417" w:right="1417" w:bottom="1134" w:left="1417" w:header="708" w:footer="708" w:gutter="0"/>
+      <w:pgMar w:top="1417" w:right="707" w:bottom="1134" w:left="1417" w:header="708" w:footer="708" w:gutter="0"/>
       <w:cols w:space="708"/>
       <w:docGrid w:linePitch="360"/>
     </w:sectPr>
@@ -860,143 +850,1611 @@
 </w:document>
 </file>
 
+<file path=word/endnotes.xml><?xml version="1.0" encoding="utf-8"?>
+<w:endnotes xmlns:wpc="http://schemas.microsoft.com/office/word/2010/wordprocessingCanvas" xmlns:cx="http://schemas.microsoft.com/office/drawing/2014/chartex" xmlns:cx1="http://schemas.microsoft.com/office/drawing/2015/9/8/chartex" xmlns:cx2="http://schemas.microsoft.com/office/drawing/2015/10/21/chartex" xmlns:cx3="http://schemas.microsoft.com/office/drawing/2016/5/9/chartex" xmlns:cx4="http://schemas.microsoft.com/office/drawing/2016/5/10/chartex" xmlns:cx5="http://schemas.microsoft.com/office/drawing/2016/5/11/chartex" xmlns:cx6="http://schemas.microsoft.com/office/drawing/2016/5/12/chartex" xmlns:cx7="http://schemas.microsoft.com/office/drawing/2016/5/13/chartex" xmlns:cx8="http://schemas.microsoft.com/office/drawing/2016/5/14/chartex" xmlns:mc="http://schemas.openxmlformats.org/markup-compatibility/2006" xmlns:aink="http://schemas.microsoft.com/office/drawing/2016/ink" xmlns:am3d="http://schemas.microsoft.com/office/drawing/2017/model3d" xmlns:o="urn:schemas-microsoft-com:office:office" xmlns:oel="http://schemas.microsoft.com/office/2019/extlst" xmlns:r="http://schemas.openxmlformats.org/officeDocument/2006/relationships" xmlns:m="http://schemas.openxmlformats.org/officeDocument/2006/math" xmlns:v="urn:schemas-microsoft-com:vml" xmlns:wp14="http://schemas.microsoft.com/office/word/2010/wordprocessingDrawing" xmlns:wp="http://schemas.openxmlformats.org/drawingml/2006/wordprocessingDrawing" xmlns:w10="urn:schemas-microsoft-com:office:word" xmlns:w="http://schemas.openxmlformats.org/wordprocessingml/2006/main" xmlns:w14="http://schemas.microsoft.com/office/word/2010/wordml" xmlns:w15="http://schemas.microsoft.com/office/word/2012/wordml" xmlns:w16cex="http://schemas.microsoft.com/office/word/2018/wordml/cex" xmlns:w16cid="http://schemas.microsoft.com/office/word/2016/wordml/cid" xmlns:w16="http://schemas.microsoft.com/office/word/2018/wordml" xmlns:w16du="http://schemas.microsoft.com/office/word/2023/wordml/word16du" xmlns:w16sdtdh="http://schemas.microsoft.com/office/word/2020/wordml/sdtdatahash" xmlns:w16se="http://schemas.microsoft.com/office/word/2015/wordml/symex" xmlns:wpg="http://schemas.microsoft.com/office/word/2010/wordprocessingGroup" xmlns:wpi="http://schemas.microsoft.com/office/word/2010/wordprocessingInk" xmlns:wne="http://schemas.microsoft.com/office/word/2006/wordml" xmlns:wps="http://schemas.microsoft.com/office/word/2010/wordprocessingShape" mc:Ignorable="w14 w15 w16se w16cid w16 w16cex w16sdtdh w16du wp14">
+  <w:endnote w:type="separator" w:id="-1">
+    <w:p>
+      <w:pPr>
+        <w:spacing w:after="0" w:line="240" w:lineRule="auto"/>
+      </w:pPr>
+      <w:r>
+        <w:separator/>
+      </w:r>
+    </w:p>
+  </w:endnote>
+  <w:endnote w:type="continuationSeparator" w:id="0">
+    <w:p>
+      <w:pPr>
+        <w:spacing w:after="0" w:line="240" w:lineRule="auto"/>
+      </w:pPr>
+      <w:r>
+        <w:continuationSeparator/>
+      </w:r>
+    </w:p>
+  </w:endnote>
+</w:endnotes>
+</file>
+
+<file path=word/footer1.xml><?xml version="1.0" encoding="utf-8"?>
+<w:ftr xmlns:wpc="http://schemas.microsoft.com/office/word/2010/wordprocessingCanvas" xmlns:cx="http://schemas.microsoft.com/office/drawing/2014/chartex" xmlns:cx1="http://schemas.microsoft.com/office/drawing/2015/9/8/chartex" xmlns:cx2="http://schemas.microsoft.com/office/drawing/2015/10/21/chartex" xmlns:cx3="http://schemas.microsoft.com/office/drawing/2016/5/9/chartex" xmlns:cx4="http://schemas.microsoft.com/office/drawing/2016/5/10/chartex" xmlns:cx5="http://schemas.microsoft.com/office/drawing/2016/5/11/chartex" xmlns:cx6="http://schemas.microsoft.com/office/drawing/2016/5/12/chartex" xmlns:cx7="http://schemas.microsoft.com/office/drawing/2016/5/13/chartex" xmlns:cx8="http://schemas.microsoft.com/office/drawing/2016/5/14/chartex" xmlns:mc="http://schemas.openxmlformats.org/markup-compatibility/2006" xmlns:aink="http://schemas.microsoft.com/office/drawing/2016/ink" xmlns:am3d="http://schemas.microsoft.com/office/drawing/2017/model3d" xmlns:o="urn:schemas-microsoft-com:office:office" xmlns:oel="http://schemas.microsoft.com/office/2019/extlst" xmlns:r="http://schemas.openxmlformats.org/officeDocument/2006/relationships" xmlns:m="http://schemas.openxmlformats.org/officeDocument/2006/math" xmlns:v="urn:schemas-microsoft-com:vml" xmlns:wp14="http://schemas.microsoft.com/office/word/2010/wordprocessingDrawing" xmlns:wp="http://schemas.openxmlformats.org/drawingml/2006/wordprocessingDrawing" xmlns:w10="urn:schemas-microsoft-com:office:word" xmlns:w="http://schemas.openxmlformats.org/wordprocessingml/2006/main" xmlns:w14="http://schemas.microsoft.com/office/word/2010/wordml" xmlns:w15="http://schemas.microsoft.com/office/word/2012/wordml" xmlns:w16cex="http://schemas.microsoft.com/office/word/2018/wordml/cex" xmlns:w16cid="http://schemas.microsoft.com/office/word/2016/wordml/cid" xmlns:w16="http://schemas.microsoft.com/office/word/2018/wordml" xmlns:w16du="http://schemas.microsoft.com/office/word/2023/wordml/word16du" xmlns:w16sdtdh="http://schemas.microsoft.com/office/word/2020/wordml/sdtdatahash" xmlns:w16se="http://schemas.microsoft.com/office/word/2015/wordml/symex" xmlns:wpg="http://schemas.microsoft.com/office/word/2010/wordprocessingGroup" xmlns:wpi="http://schemas.microsoft.com/office/word/2010/wordprocessingInk" xmlns:wne="http://schemas.microsoft.com/office/word/2006/wordml" xmlns:wps="http://schemas.microsoft.com/office/word/2010/wordprocessingShape" mc:Ignorable="w14 w15 w16se w16cid w16 w16cex w16sdtdh w16du wp14">
+  <w:sdt>
+    <w:sdtPr>
+      <w:id w:val="-883172744"/>
+      <w:docPartObj>
+        <w:docPartGallery w:val="Page Numbers (Bottom of Page)"/>
+        <w:docPartUnique/>
+      </w:docPartObj>
+    </w:sdtPr>
+    <w:sdtContent>
+      <w:p>
+        <w:pPr>
+          <w:pStyle w:val="Fuzeile"/>
+          <w:jc w:val="center"/>
+        </w:pPr>
+        <w:r>
+          <w:fldChar w:fldCharType="begin"/>
+        </w:r>
+        <w:r>
+          <w:instrText>PAGE   \* MERGEFORMAT</w:instrText>
+        </w:r>
+        <w:r>
+          <w:fldChar w:fldCharType="separate"/>
+        </w:r>
+        <w:r>
+          <w:rPr>
+            <w:noProof/>
+            <w:lang w:val="de-DE"/>
+          </w:rPr>
+          <w:t>1</w:t>
+        </w:r>
+        <w:r>
+          <w:fldChar w:fldCharType="end"/>
+        </w:r>
+      </w:p>
+    </w:sdtContent>
+  </w:sdt>
+</w:ftr>
+</file>
+
+<file path=word/footnotes.xml><?xml version="1.0" encoding="utf-8"?>
+<w:footnotes xmlns:wpc="http://schemas.microsoft.com/office/word/2010/wordprocessingCanvas" xmlns:cx="http://schemas.microsoft.com/office/drawing/2014/chartex" xmlns:cx1="http://schemas.microsoft.com/office/drawing/2015/9/8/chartex" xmlns:cx2="http://schemas.microsoft.com/office/drawing/2015/10/21/chartex" xmlns:cx3="http://schemas.microsoft.com/office/drawing/2016/5/9/chartex" xmlns:cx4="http://schemas.microsoft.com/office/drawing/2016/5/10/chartex" xmlns:cx5="http://schemas.microsoft.com/office/drawing/2016/5/11/chartex" xmlns:cx6="http://schemas.microsoft.com/office/drawing/2016/5/12/chartex" xmlns:cx7="http://schemas.microsoft.com/office/drawing/2016/5/13/chartex" xmlns:cx8="http://schemas.microsoft.com/office/drawing/2016/5/14/chartex" xmlns:mc="http://schemas.openxmlformats.org/markup-compatibility/2006" xmlns:aink="http://schemas.microsoft.com/office/drawing/2016/ink" xmlns:am3d="http://schemas.microsoft.com/office/drawing/2017/model3d" xmlns:o="urn:schemas-microsoft-com:office:office" xmlns:oel="http://schemas.microsoft.com/office/2019/extlst" xmlns:r="http://schemas.openxmlformats.org/officeDocument/2006/relationships" xmlns:m="http://schemas.openxmlformats.org/officeDocument/2006/math" xmlns:v="urn:schemas-microsoft-com:vml" xmlns:wp14="http://schemas.microsoft.com/office/word/2010/wordprocessingDrawing" xmlns:wp="http://schemas.openxmlformats.org/drawingml/2006/wordprocessingDrawing" xmlns:w10="urn:schemas-microsoft-com:office:word" xmlns:w="http://schemas.openxmlformats.org/wordprocessingml/2006/main" xmlns:w14="http://schemas.microsoft.com/office/word/2010/wordml" xmlns:w15="http://schemas.microsoft.com/office/word/2012/wordml" xmlns:w16cex="http://schemas.microsoft.com/office/word/2018/wordml/cex" xmlns:w16cid="http://schemas.microsoft.com/office/word/2016/wordml/cid" xmlns:w16="http://schemas.microsoft.com/office/word/2018/wordml" xmlns:w16du="http://schemas.microsoft.com/office/word/2023/wordml/word16du" xmlns:w16sdtdh="http://schemas.microsoft.com/office/word/2020/wordml/sdtdatahash" xmlns:w16se="http://schemas.microsoft.com/office/word/2015/wordml/symex" xmlns:wpg="http://schemas.microsoft.com/office/word/2010/wordprocessingGroup" xmlns:wpi="http://schemas.microsoft.com/office/word/2010/wordprocessingInk" xmlns:wne="http://schemas.microsoft.com/office/word/2006/wordml" xmlns:wps="http://schemas.microsoft.com/office/word/2010/wordprocessingShape" mc:Ignorable="w14 w15 w16se w16cid w16 w16cex w16sdtdh w16du wp14">
+  <w:footnote w:type="separator" w:id="-1">
+    <w:p>
+      <w:pPr>
+        <w:spacing w:after="0" w:line="240" w:lineRule="auto"/>
+      </w:pPr>
+      <w:r>
+        <w:separator/>
+      </w:r>
+    </w:p>
+  </w:footnote>
+  <w:footnote w:type="continuationSeparator" w:id="0">
+    <w:p>
+      <w:pPr>
+        <w:spacing w:after="0" w:line="240" w:lineRule="auto"/>
+      </w:pPr>
+      <w:r>
+        <w:continuationSeparator/>
+      </w:r>
+    </w:p>
+  </w:footnote>
+</w:footnotes>
+</file>
+
+<file path=word/header1.xml><?xml version="1.0" encoding="utf-8"?>
+<w:hdr xmlns:wpc="http://schemas.microsoft.com/office/word/2010/wordprocessingCanvas" xmlns:cx="http://schemas.microsoft.com/office/drawing/2014/chartex" xmlns:cx1="http://schemas.microsoft.com/office/drawing/2015/9/8/chartex" xmlns:cx2="http://schemas.microsoft.com/office/drawing/2015/10/21/chartex" xmlns:cx3="http://schemas.microsoft.com/office/drawing/2016/5/9/chartex" xmlns:cx4="http://schemas.microsoft.com/office/drawing/2016/5/10/chartex" xmlns:cx5="http://schemas.microsoft.com/office/drawing/2016/5/11/chartex" xmlns:cx6="http://schemas.microsoft.com/office/drawing/2016/5/12/chartex" xmlns:cx7="http://schemas.microsoft.com/office/drawing/2016/5/13/chartex" xmlns:cx8="http://schemas.microsoft.com/office/drawing/2016/5/14/chartex" xmlns:mc="http://schemas.openxmlformats.org/markup-compatibility/2006" xmlns:aink="http://schemas.microsoft.com/office/drawing/2016/ink" xmlns:am3d="http://schemas.microsoft.com/office/drawing/2017/model3d" xmlns:o="urn:schemas-microsoft-com:office:office" xmlns:oel="http://schemas.microsoft.com/office/2019/extlst" xmlns:r="http://schemas.openxmlformats.org/officeDocument/2006/relationships" xmlns:m="http://schemas.openxmlformats.org/officeDocument/2006/math" xmlns:v="urn:schemas-microsoft-com:vml" xmlns:wp14="http://schemas.microsoft.com/office/word/2010/wordprocessingDrawing" xmlns:wp="http://schemas.openxmlformats.org/drawingml/2006/wordprocessingDrawing" xmlns:w10="urn:schemas-microsoft-com:office:word" xmlns:w="http://schemas.openxmlformats.org/wordprocessingml/2006/main" xmlns:w14="http://schemas.microsoft.com/office/word/2010/wordml" xmlns:w15="http://schemas.microsoft.com/office/word/2012/wordml" xmlns:w16cex="http://schemas.microsoft.com/office/word/2018/wordml/cex" xmlns:w16cid="http://schemas.microsoft.com/office/word/2016/wordml/cid" xmlns:w16="http://schemas.microsoft.com/office/word/2018/wordml" xmlns:w16du="http://schemas.microsoft.com/office/word/2023/wordml/word16du" xmlns:w16sdtdh="http://schemas.microsoft.com/office/word/2020/wordml/sdtdatahash" xmlns:w16se="http://schemas.microsoft.com/office/word/2015/wordml/symex" xmlns:wpg="http://schemas.microsoft.com/office/word/2010/wordprocessingGroup" xmlns:wpi="http://schemas.microsoft.com/office/word/2010/wordprocessingInk" xmlns:wne="http://schemas.microsoft.com/office/word/2006/wordml" xmlns:wps="http://schemas.microsoft.com/office/word/2010/wordprocessingShape" mc:Ignorable="w14 w15 w16se w16cid w16 w16cex w16sdtdh w16du wp14">
+  <w:tbl>
+    <w:tblPr>
+      <w:tblStyle w:val="Tabellenraster"/>
+      <w:tblW w:w="9498" w:type="dxa"/>
+      <w:tblBorders>
+        <w:top w:val="none" w:sz="0" w:space="0" w:color="auto"/>
+        <w:left w:val="none" w:sz="0" w:space="0" w:color="auto"/>
+        <w:bottom w:val="none" w:sz="0" w:space="0" w:color="auto"/>
+        <w:right w:val="none" w:sz="0" w:space="0" w:color="auto"/>
+        <w:insideH w:val="none" w:sz="0" w:space="0" w:color="auto"/>
+        <w:insideV w:val="none" w:sz="0" w:space="0" w:color="auto"/>
+      </w:tblBorders>
+      <w:tblLook w:val="04A0" w:firstRow="1" w:lastRow="0" w:firstColumn="1" w:lastColumn="0" w:noHBand="0" w:noVBand="1"/>
+    </w:tblPr>
+    <w:tblGrid>
+      <w:gridCol w:w="7182"/>
+      <w:gridCol w:w="2316"/>
+    </w:tblGrid>
+    <w:tr>
+      <w:tc>
+        <w:tcPr>
+          <w:tcW w:w="7230" w:type="dxa"/>
+        </w:tcPr>
+        <w:p>
+          <w:pPr>
+            <w:pStyle w:val="Kopfzeile"/>
+            <w:tabs>
+              <w:tab w:val="clear" w:pos="4536"/>
+              <w:tab w:val="clear" w:pos="9072"/>
+              <w:tab w:val="center" w:pos="4145"/>
+            </w:tabs>
+            <w:ind w:left="-109"/>
+            <w:rPr>
+              <w:rFonts w:ascii="Times New Roman" w:hAnsi="Times New Roman" w:cs="Times New Roman"/>
+              <w:sz w:val="28"/>
+              <w:szCs w:val="28"/>
+            </w:rPr>
+          </w:pPr>
+          <w:r>
+            <w:rPr>
+              <w:rFonts w:ascii="Times New Roman" w:hAnsi="Times New Roman" w:cs="Times New Roman"/>
+              <w:sz w:val="28"/>
+              <w:szCs w:val="28"/>
+            </w:rPr>
+            <w:t>C# Programmieren</w:t>
+          </w:r>
+          <w:r>
+            <w:rPr>
+              <w:rFonts w:ascii="Times New Roman" w:hAnsi="Times New Roman" w:cs="Times New Roman"/>
+              <w:sz w:val="28"/>
+              <w:szCs w:val="28"/>
+            </w:rPr>
+            <w:tab/>
+          </w:r>
+          <w:r>
+            <w:rPr>
+              <w:rFonts w:ascii="Times New Roman" w:hAnsi="Times New Roman" w:cs="Times New Roman"/>
+              <w:sz w:val="28"/>
+              <w:szCs w:val="28"/>
+            </w:rPr>
+            <w:t xml:space="preserve">Übung: </w:t>
+          </w:r>
+          <w:r>
+            <w:rPr>
+              <w:rFonts w:ascii="Times New Roman" w:hAnsi="Times New Roman" w:cs="Times New Roman"/>
+              <w:sz w:val="28"/>
+              <w:szCs w:val="28"/>
+            </w:rPr>
+            <w:t>„</w:t>
+          </w:r>
+          <w:proofErr w:type="spellStart"/>
+          <w:r>
+            <w:rPr>
+              <w:rFonts w:ascii="Times New Roman" w:hAnsi="Times New Roman" w:cs="Times New Roman"/>
+              <w:sz w:val="28"/>
+              <w:szCs w:val="28"/>
+            </w:rPr>
+            <w:t>FilterVokals</w:t>
+          </w:r>
+          <w:proofErr w:type="spellEnd"/>
+          <w:r>
+            <w:rPr>
+              <w:rFonts w:ascii="Times New Roman" w:hAnsi="Times New Roman" w:cs="Times New Roman"/>
+              <w:sz w:val="28"/>
+              <w:szCs w:val="28"/>
+            </w:rPr>
+            <w:t>“</w:t>
+          </w:r>
+        </w:p>
+      </w:tc>
+      <w:tc>
+        <w:tcPr>
+          <w:tcW w:w="2268" w:type="dxa"/>
+        </w:tcPr>
+        <w:p>
+          <w:pPr>
+            <w:pStyle w:val="Kopfzeile"/>
+          </w:pPr>
+          <w:r>
+            <w:rPr>
+              <w:noProof/>
+              <w:lang w:eastAsia="de-AT"/>
+            </w:rPr>
+            <w:drawing>
+              <wp:inline distT="0" distB="0" distL="0" distR="0" wp14:anchorId="7474B9C8" wp14:editId="3D082791">
+                <wp:extent cx="1333593" cy="319042"/>
+                <wp:effectExtent l="0" t="0" r="0" b="5080"/>
+                <wp:docPr id="2" name="Grafik 1" descr="Ein Bild, das Text, Schrift, Grafiken, Logo enthält.&#10;&#10;Automatisch generierte Beschreibung">
+                  <a:extLst xmlns:a="http://schemas.openxmlformats.org/drawingml/2006/main">
+                    <a:ext uri="{FF2B5EF4-FFF2-40B4-BE49-F238E27FC236}">
+                      <a16:creationId xmlns:a16="http://schemas.microsoft.com/office/drawing/2014/main" id="{31665D0C-670A-FD78-5C67-1571BFAA12A2}"/>
+                    </a:ext>
+                  </a:extLst>
+                </wp:docPr>
+                <wp:cNvGraphicFramePr>
+                  <a:graphicFrameLocks xmlns:a="http://schemas.openxmlformats.org/drawingml/2006/main" noChangeAspect="1"/>
+                </wp:cNvGraphicFramePr>
+                <a:graphic xmlns:a="http://schemas.openxmlformats.org/drawingml/2006/main">
+                  <a:graphicData uri="http://schemas.openxmlformats.org/drawingml/2006/picture">
+                    <pic:pic xmlns:pic="http://schemas.openxmlformats.org/drawingml/2006/picture">
+                      <pic:nvPicPr>
+                        <pic:cNvPr id="2" name="Grafik 1" descr="Ein Bild, das Text, Schrift, Grafiken, Logo enthält.&#10;&#10;Automatisch generierte Beschreibung">
+                          <a:extLst>
+                            <a:ext uri="{FF2B5EF4-FFF2-40B4-BE49-F238E27FC236}">
+                              <a16:creationId xmlns:a16="http://schemas.microsoft.com/office/drawing/2014/main" id="{31665D0C-670A-FD78-5C67-1571BFAA12A2}"/>
+                            </a:ext>
+                          </a:extLst>
+                        </pic:cNvPr>
+                        <pic:cNvPicPr>
+                          <a:picLocks noChangeAspect="1"/>
+                        </pic:cNvPicPr>
+                      </pic:nvPicPr>
+                      <pic:blipFill>
+                        <a:blip r:embed="rId1" cstate="print">
+                          <a:extLst>
+                            <a:ext uri="{28A0092B-C50C-407E-A947-70E740481C1C}">
+                              <a14:useLocalDpi xmlns:a14="http://schemas.microsoft.com/office/drawing/2010/main" val="0"/>
+                            </a:ext>
+                          </a:extLst>
+                        </a:blip>
+                        <a:stretch>
+                          <a:fillRect/>
+                        </a:stretch>
+                      </pic:blipFill>
+                      <pic:spPr>
+                        <a:xfrm>
+                          <a:off x="0" y="0"/>
+                          <a:ext cx="1363443" cy="326183"/>
+                        </a:xfrm>
+                        <a:prstGeom prst="rect">
+                          <a:avLst/>
+                        </a:prstGeom>
+                      </pic:spPr>
+                    </pic:pic>
+                  </a:graphicData>
+                </a:graphic>
+              </wp:inline>
+            </w:drawing>
+          </w:r>
+        </w:p>
+      </w:tc>
+    </w:tr>
+  </w:tbl>
+  <w:p>
+    <w:pPr>
+      <w:pStyle w:val="Kopfzeile"/>
+      <w:pBdr>
+        <w:bottom w:val="single" w:sz="12" w:space="1" w:color="5B9BD5" w:themeColor="accent1"/>
+      </w:pBdr>
+      <w:rPr>
+        <w:rFonts w:ascii="Times New Roman" w:hAnsi="Times New Roman" w:cs="Times New Roman"/>
+      </w:rPr>
+    </w:pPr>
+  </w:p>
+</w:hdr>
+</file>
+
 <file path=word/numbering.xml><?xml version="1.0" encoding="utf-8"?>
-<w:numbering xmlns:wpc="http://schemas.microsoft.com/office/word/2010/wordprocessingCanvas" xmlns:mc="http://schemas.openxmlformats.org/markup-compatibility/2006" xmlns:o="urn:schemas-microsoft-com:office:office" xmlns:r="http://schemas.openxmlformats.org/officeDocument/2006/relationships" xmlns:m="http://schemas.openxmlformats.org/officeDocument/2006/math" xmlns:v="urn:schemas-microsoft-com:vml" xmlns:wp14="http://schemas.microsoft.com/office/word/2010/wordprocessingDrawing" xmlns:wp="http://schemas.openxmlformats.org/drawingml/2006/wordprocessingDrawing" xmlns:w10="urn:schemas-microsoft-com:office:word" xmlns:w="http://schemas.openxmlformats.org/wordprocessingml/2006/main" xmlns:w14="http://schemas.microsoft.com/office/word/2010/wordml" xmlns:w15="http://schemas.microsoft.com/office/word/2012/wordml" xmlns:wpg="http://schemas.microsoft.com/office/word/2010/wordprocessingGroup" xmlns:wpi="http://schemas.microsoft.com/office/word/2010/wordprocessingInk" xmlns:wne="http://schemas.microsoft.com/office/word/2006/wordml" xmlns:wps="http://schemas.microsoft.com/office/word/2010/wordprocessingShape" mc:Ignorable="w14 w15 wp14">
+<w:numbering xmlns:wpc="http://schemas.microsoft.com/office/word/2010/wordprocessingCanvas" xmlns:cx="http://schemas.microsoft.com/office/drawing/2014/chartex" xmlns:cx1="http://schemas.microsoft.com/office/drawing/2015/9/8/chartex" xmlns:cx2="http://schemas.microsoft.com/office/drawing/2015/10/21/chartex" xmlns:cx3="http://schemas.microsoft.com/office/drawing/2016/5/9/chartex" xmlns:cx4="http://schemas.microsoft.com/office/drawing/2016/5/10/chartex" xmlns:cx5="http://schemas.microsoft.com/office/drawing/2016/5/11/chartex" xmlns:cx6="http://schemas.microsoft.com/office/drawing/2016/5/12/chartex" xmlns:cx7="http://schemas.microsoft.com/office/drawing/2016/5/13/chartex" xmlns:cx8="http://schemas.microsoft.com/office/drawing/2016/5/14/chartex" xmlns:mc="http://schemas.openxmlformats.org/markup-compatibility/2006" xmlns:aink="http://schemas.microsoft.com/office/drawing/2016/ink" xmlns:am3d="http://schemas.microsoft.com/office/drawing/2017/model3d" xmlns:o="urn:schemas-microsoft-com:office:office" xmlns:oel="http://schemas.microsoft.com/office/2019/extlst" xmlns:r="http://schemas.openxmlformats.org/officeDocument/2006/relationships" xmlns:m="http://schemas.openxmlformats.org/officeDocument/2006/math" xmlns:v="urn:schemas-microsoft-com:vml" xmlns:wp14="http://schemas.microsoft.com/office/word/2010/wordprocessingDrawing" xmlns:wp="http://schemas.openxmlformats.org/drawingml/2006/wordprocessingDrawing" xmlns:w10="urn:schemas-microsoft-com:office:word" xmlns:w="http://schemas.openxmlformats.org/wordprocessingml/2006/main" xmlns:w14="http://schemas.microsoft.com/office/word/2010/wordml" xmlns:w15="http://schemas.microsoft.com/office/word/2012/wordml" xmlns:w16cex="http://schemas.microsoft.com/office/word/2018/wordml/cex" xmlns:w16cid="http://schemas.microsoft.com/office/word/2016/wordml/cid" xmlns:w16="http://schemas.microsoft.com/office/word/2018/wordml" xmlns:w16du="http://schemas.microsoft.com/office/word/2023/wordml/word16du" xmlns:w16sdtdh="http://schemas.microsoft.com/office/word/2020/wordml/sdtdatahash" xmlns:w16se="http://schemas.microsoft.com/office/word/2015/wordml/symex" xmlns:wpg="http://schemas.microsoft.com/office/word/2010/wordprocessingGroup" xmlns:wpi="http://schemas.microsoft.com/office/word/2010/wordprocessingInk" xmlns:wne="http://schemas.microsoft.com/office/word/2006/wordml" xmlns:wps="http://schemas.microsoft.com/office/word/2010/wordprocessingShape" mc:Ignorable="w14 w15 w16se w16cid w16 w16cex w16sdtdh w16du wp14">
   <w:abstractNum w:abstractNumId="0" w15:restartNumberingAfterBreak="0">
-    <w:nsid w:val="2C865398"/>
-    <w:multiLevelType w:val="multilevel"/>
-    <w:tmpl w:val="6A000280"/>
-    <w:lvl w:ilvl="0">
-      <w:start w:val="1"/>
-      <w:numFmt w:val="decimal"/>
-      <w:pStyle w:val="Aufgabentitel"/>
-      <w:suff w:val="space"/>
-      <w:lvlText w:val="Aufgabe %1"/>
-      <w:lvlJc w:val="left"/>
-      <w:pPr>
-        <w:ind w:left="360" w:hanging="360"/>
-      </w:pPr>
-      <w:rPr>
-        <w:rFonts w:hint="default"/>
-      </w:rPr>
-    </w:lvl>
-    <w:lvl w:ilvl="1">
-      <w:start w:val="1"/>
-      <w:numFmt w:val="none"/>
-      <w:pStyle w:val="berschrift2"/>
-      <w:suff w:val="nothing"/>
-      <w:lvlText w:val=""/>
-      <w:lvlJc w:val="left"/>
-      <w:pPr>
-        <w:ind w:left="360" w:firstLine="0"/>
-      </w:pPr>
-      <w:rPr>
-        <w:rFonts w:hint="default"/>
-      </w:rPr>
-    </w:lvl>
-    <w:lvl w:ilvl="2">
-      <w:start w:val="1"/>
-      <w:numFmt w:val="none"/>
-      <w:pStyle w:val="berschrift3"/>
-      <w:suff w:val="nothing"/>
-      <w:lvlText w:val=""/>
-      <w:lvlJc w:val="left"/>
-      <w:pPr>
-        <w:ind w:left="360" w:firstLine="0"/>
-      </w:pPr>
-      <w:rPr>
-        <w:rFonts w:hint="default"/>
-      </w:rPr>
-    </w:lvl>
-    <w:lvl w:ilvl="3">
-      <w:start w:val="1"/>
-      <w:numFmt w:val="none"/>
-      <w:pStyle w:val="berschrift4"/>
-      <w:suff w:val="nothing"/>
-      <w:lvlText w:val=""/>
-      <w:lvlJc w:val="left"/>
-      <w:pPr>
-        <w:ind w:left="360" w:firstLine="0"/>
-      </w:pPr>
-      <w:rPr>
-        <w:rFonts w:hint="default"/>
-      </w:rPr>
-    </w:lvl>
-    <w:lvl w:ilvl="4">
-      <w:start w:val="1"/>
-      <w:numFmt w:val="none"/>
-      <w:pStyle w:val="berschrift5"/>
-      <w:suff w:val="nothing"/>
-      <w:lvlText w:val=""/>
-      <w:lvlJc w:val="left"/>
-      <w:pPr>
-        <w:ind w:left="360" w:firstLine="0"/>
-      </w:pPr>
-      <w:rPr>
-        <w:rFonts w:hint="default"/>
-      </w:rPr>
-    </w:lvl>
-    <w:lvl w:ilvl="5">
-      <w:start w:val="1"/>
-      <w:numFmt w:val="none"/>
-      <w:pStyle w:val="berschrift6"/>
-      <w:suff w:val="nothing"/>
-      <w:lvlText w:val=""/>
-      <w:lvlJc w:val="left"/>
-      <w:pPr>
-        <w:ind w:left="360" w:firstLine="0"/>
-      </w:pPr>
-      <w:rPr>
-        <w:rFonts w:hint="default"/>
-      </w:rPr>
-    </w:lvl>
-    <w:lvl w:ilvl="6">
-      <w:start w:val="1"/>
-      <w:numFmt w:val="none"/>
-      <w:pStyle w:val="berschrift7"/>
-      <w:suff w:val="nothing"/>
-      <w:lvlText w:val=""/>
-      <w:lvlJc w:val="left"/>
-      <w:pPr>
-        <w:ind w:left="360" w:firstLine="0"/>
-      </w:pPr>
-      <w:rPr>
-        <w:rFonts w:hint="default"/>
-      </w:rPr>
-    </w:lvl>
-    <w:lvl w:ilvl="7">
-      <w:start w:val="1"/>
-      <w:numFmt w:val="none"/>
-      <w:pStyle w:val="berschrift8"/>
-      <w:suff w:val="nothing"/>
-      <w:lvlText w:val=""/>
-      <w:lvlJc w:val="left"/>
-      <w:pPr>
-        <w:ind w:left="360" w:firstLine="0"/>
-      </w:pPr>
-      <w:rPr>
-        <w:rFonts w:hint="default"/>
-      </w:rPr>
-    </w:lvl>
-    <w:lvl w:ilvl="8">
-      <w:start w:val="1"/>
-      <w:numFmt w:val="none"/>
-      <w:pStyle w:val="berschrift9"/>
-      <w:suff w:val="nothing"/>
-      <w:lvlText w:val=""/>
-      <w:lvlJc w:val="left"/>
-      <w:pPr>
-        <w:ind w:left="360" w:firstLine="0"/>
-      </w:pPr>
-      <w:rPr>
-        <w:rFonts w:hint="default"/>
+    <w:nsid w:val="099C4E28"/>
+    <w:multiLevelType w:val="hybridMultilevel"/>
+    <w:tmpl w:val="43D0EE08"/>
+    <w:lvl w:ilvl="0" w:tplc="0C070001">
+      <w:start w:val="1"/>
+      <w:numFmt w:val="bullet"/>
+      <w:lvlText w:val=""/>
+      <w:lvlJc w:val="left"/>
+      <w:pPr>
+        <w:ind w:left="1146" w:hanging="360"/>
+      </w:pPr>
+      <w:rPr>
+        <w:rFonts w:ascii="Symbol" w:hAnsi="Symbol" w:hint="default"/>
+      </w:rPr>
+    </w:lvl>
+    <w:lvl w:ilvl="1" w:tplc="0C070003" w:tentative="1">
+      <w:start w:val="1"/>
+      <w:numFmt w:val="bullet"/>
+      <w:lvlText w:val="o"/>
+      <w:lvlJc w:val="left"/>
+      <w:pPr>
+        <w:ind w:left="1866" w:hanging="360"/>
+      </w:pPr>
+      <w:rPr>
+        <w:rFonts w:ascii="Courier New" w:hAnsi="Courier New" w:cs="Courier New" w:hint="default"/>
+      </w:rPr>
+    </w:lvl>
+    <w:lvl w:ilvl="2" w:tplc="0C070005" w:tentative="1">
+      <w:start w:val="1"/>
+      <w:numFmt w:val="bullet"/>
+      <w:lvlText w:val=""/>
+      <w:lvlJc w:val="left"/>
+      <w:pPr>
+        <w:ind w:left="2586" w:hanging="360"/>
+      </w:pPr>
+      <w:rPr>
+        <w:rFonts w:ascii="Wingdings" w:hAnsi="Wingdings" w:hint="default"/>
+      </w:rPr>
+    </w:lvl>
+    <w:lvl w:ilvl="3" w:tplc="0C070001" w:tentative="1">
+      <w:start w:val="1"/>
+      <w:numFmt w:val="bullet"/>
+      <w:lvlText w:val=""/>
+      <w:lvlJc w:val="left"/>
+      <w:pPr>
+        <w:ind w:left="3306" w:hanging="360"/>
+      </w:pPr>
+      <w:rPr>
+        <w:rFonts w:ascii="Symbol" w:hAnsi="Symbol" w:hint="default"/>
+      </w:rPr>
+    </w:lvl>
+    <w:lvl w:ilvl="4" w:tplc="0C070003" w:tentative="1">
+      <w:start w:val="1"/>
+      <w:numFmt w:val="bullet"/>
+      <w:lvlText w:val="o"/>
+      <w:lvlJc w:val="left"/>
+      <w:pPr>
+        <w:ind w:left="4026" w:hanging="360"/>
+      </w:pPr>
+      <w:rPr>
+        <w:rFonts w:ascii="Courier New" w:hAnsi="Courier New" w:cs="Courier New" w:hint="default"/>
+      </w:rPr>
+    </w:lvl>
+    <w:lvl w:ilvl="5" w:tplc="0C070005" w:tentative="1">
+      <w:start w:val="1"/>
+      <w:numFmt w:val="bullet"/>
+      <w:lvlText w:val=""/>
+      <w:lvlJc w:val="left"/>
+      <w:pPr>
+        <w:ind w:left="4746" w:hanging="360"/>
+      </w:pPr>
+      <w:rPr>
+        <w:rFonts w:ascii="Wingdings" w:hAnsi="Wingdings" w:hint="default"/>
+      </w:rPr>
+    </w:lvl>
+    <w:lvl w:ilvl="6" w:tplc="0C070001" w:tentative="1">
+      <w:start w:val="1"/>
+      <w:numFmt w:val="bullet"/>
+      <w:lvlText w:val=""/>
+      <w:lvlJc w:val="left"/>
+      <w:pPr>
+        <w:ind w:left="5466" w:hanging="360"/>
+      </w:pPr>
+      <w:rPr>
+        <w:rFonts w:ascii="Symbol" w:hAnsi="Symbol" w:hint="default"/>
+      </w:rPr>
+    </w:lvl>
+    <w:lvl w:ilvl="7" w:tplc="0C070003" w:tentative="1">
+      <w:start w:val="1"/>
+      <w:numFmt w:val="bullet"/>
+      <w:lvlText w:val="o"/>
+      <w:lvlJc w:val="left"/>
+      <w:pPr>
+        <w:ind w:left="6186" w:hanging="360"/>
+      </w:pPr>
+      <w:rPr>
+        <w:rFonts w:ascii="Courier New" w:hAnsi="Courier New" w:cs="Courier New" w:hint="default"/>
+      </w:rPr>
+    </w:lvl>
+    <w:lvl w:ilvl="8" w:tplc="0C070005" w:tentative="1">
+      <w:start w:val="1"/>
+      <w:numFmt w:val="bullet"/>
+      <w:lvlText w:val=""/>
+      <w:lvlJc w:val="left"/>
+      <w:pPr>
+        <w:ind w:left="6906" w:hanging="360"/>
+      </w:pPr>
+      <w:rPr>
+        <w:rFonts w:ascii="Wingdings" w:hAnsi="Wingdings" w:hint="default"/>
       </w:rPr>
     </w:lvl>
   </w:abstractNum>
   <w:abstractNum w:abstractNumId="1" w15:restartNumberingAfterBreak="0">
+    <w:nsid w:val="177C2412"/>
+    <w:multiLevelType w:val="hybridMultilevel"/>
+    <w:tmpl w:val="B7B2B978"/>
+    <w:lvl w:ilvl="0" w:tplc="0598ECDE">
+      <w:start w:val="1"/>
+      <w:numFmt w:val="decimal"/>
+      <w:lvlText w:val="%1.)"/>
+      <w:lvlJc w:val="left"/>
+      <w:pPr>
+        <w:ind w:left="360" w:hanging="360"/>
+      </w:pPr>
+      <w:rPr>
+        <w:rFonts w:hint="default"/>
+      </w:rPr>
+    </w:lvl>
+    <w:lvl w:ilvl="1" w:tplc="0C070019" w:tentative="1">
+      <w:start w:val="1"/>
+      <w:numFmt w:val="lowerLetter"/>
+      <w:lvlText w:val="%2."/>
+      <w:lvlJc w:val="left"/>
+      <w:pPr>
+        <w:ind w:left="1080" w:hanging="360"/>
+      </w:pPr>
+    </w:lvl>
+    <w:lvl w:ilvl="2" w:tplc="0C07001B" w:tentative="1">
+      <w:start w:val="1"/>
+      <w:numFmt w:val="lowerRoman"/>
+      <w:lvlText w:val="%3."/>
+      <w:lvlJc w:val="right"/>
+      <w:pPr>
+        <w:ind w:left="1800" w:hanging="180"/>
+      </w:pPr>
+    </w:lvl>
+    <w:lvl w:ilvl="3" w:tplc="0C07000F" w:tentative="1">
+      <w:start w:val="1"/>
+      <w:numFmt w:val="decimal"/>
+      <w:lvlText w:val="%4."/>
+      <w:lvlJc w:val="left"/>
+      <w:pPr>
+        <w:ind w:left="2520" w:hanging="360"/>
+      </w:pPr>
+    </w:lvl>
+    <w:lvl w:ilvl="4" w:tplc="0C070019" w:tentative="1">
+      <w:start w:val="1"/>
+      <w:numFmt w:val="lowerLetter"/>
+      <w:lvlText w:val="%5."/>
+      <w:lvlJc w:val="left"/>
+      <w:pPr>
+        <w:ind w:left="3240" w:hanging="360"/>
+      </w:pPr>
+    </w:lvl>
+    <w:lvl w:ilvl="5" w:tplc="0C07001B" w:tentative="1">
+      <w:start w:val="1"/>
+      <w:numFmt w:val="lowerRoman"/>
+      <w:lvlText w:val="%6."/>
+      <w:lvlJc w:val="right"/>
+      <w:pPr>
+        <w:ind w:left="3960" w:hanging="180"/>
+      </w:pPr>
+    </w:lvl>
+    <w:lvl w:ilvl="6" w:tplc="0C07000F" w:tentative="1">
+      <w:start w:val="1"/>
+      <w:numFmt w:val="decimal"/>
+      <w:lvlText w:val="%7."/>
+      <w:lvlJc w:val="left"/>
+      <w:pPr>
+        <w:ind w:left="4680" w:hanging="360"/>
+      </w:pPr>
+    </w:lvl>
+    <w:lvl w:ilvl="7" w:tplc="0C070019" w:tentative="1">
+      <w:start w:val="1"/>
+      <w:numFmt w:val="lowerLetter"/>
+      <w:lvlText w:val="%8."/>
+      <w:lvlJc w:val="left"/>
+      <w:pPr>
+        <w:ind w:left="5400" w:hanging="360"/>
+      </w:pPr>
+    </w:lvl>
+    <w:lvl w:ilvl="8" w:tplc="0C07001B" w:tentative="1">
+      <w:start w:val="1"/>
+      <w:numFmt w:val="lowerRoman"/>
+      <w:lvlText w:val="%9."/>
+      <w:lvlJc w:val="right"/>
+      <w:pPr>
+        <w:ind w:left="6120" w:hanging="180"/>
+      </w:pPr>
+    </w:lvl>
+  </w:abstractNum>
+  <w:abstractNum w:abstractNumId="2" w15:restartNumberingAfterBreak="0">
+    <w:nsid w:val="20632974"/>
+    <w:multiLevelType w:val="hybridMultilevel"/>
+    <w:tmpl w:val="799E30BA"/>
+    <w:lvl w:ilvl="0" w:tplc="0C070001">
+      <w:start w:val="1"/>
+      <w:numFmt w:val="bullet"/>
+      <w:lvlText w:val=""/>
+      <w:lvlJc w:val="left"/>
+      <w:pPr>
+        <w:ind w:left="360" w:hanging="360"/>
+      </w:pPr>
+      <w:rPr>
+        <w:rFonts w:ascii="Symbol" w:hAnsi="Symbol" w:hint="default"/>
+      </w:rPr>
+    </w:lvl>
+    <w:lvl w:ilvl="1" w:tplc="0C070003">
+      <w:start w:val="1"/>
+      <w:numFmt w:val="bullet"/>
+      <w:lvlText w:val="o"/>
+      <w:lvlJc w:val="left"/>
+      <w:pPr>
+        <w:ind w:left="1080" w:hanging="360"/>
+      </w:pPr>
+      <w:rPr>
+        <w:rFonts w:ascii="Courier New" w:hAnsi="Courier New" w:cs="Courier New" w:hint="default"/>
+      </w:rPr>
+    </w:lvl>
+    <w:lvl w:ilvl="2" w:tplc="0C070005">
+      <w:start w:val="1"/>
+      <w:numFmt w:val="bullet"/>
+      <w:lvlText w:val=""/>
+      <w:lvlJc w:val="left"/>
+      <w:pPr>
+        <w:ind w:left="1800" w:hanging="360"/>
+      </w:pPr>
+      <w:rPr>
+        <w:rFonts w:ascii="Wingdings" w:hAnsi="Wingdings" w:hint="default"/>
+      </w:rPr>
+    </w:lvl>
+    <w:lvl w:ilvl="3" w:tplc="0C070001">
+      <w:start w:val="1"/>
+      <w:numFmt w:val="bullet"/>
+      <w:lvlText w:val=""/>
+      <w:lvlJc w:val="left"/>
+      <w:pPr>
+        <w:ind w:left="2520" w:hanging="360"/>
+      </w:pPr>
+      <w:rPr>
+        <w:rFonts w:ascii="Symbol" w:hAnsi="Symbol" w:hint="default"/>
+      </w:rPr>
+    </w:lvl>
+    <w:lvl w:ilvl="4" w:tplc="0C070003">
+      <w:start w:val="1"/>
+      <w:numFmt w:val="bullet"/>
+      <w:lvlText w:val="o"/>
+      <w:lvlJc w:val="left"/>
+      <w:pPr>
+        <w:ind w:left="3240" w:hanging="360"/>
+      </w:pPr>
+      <w:rPr>
+        <w:rFonts w:ascii="Courier New" w:hAnsi="Courier New" w:cs="Courier New" w:hint="default"/>
+      </w:rPr>
+    </w:lvl>
+    <w:lvl w:ilvl="5" w:tplc="0C070005" w:tentative="1">
+      <w:start w:val="1"/>
+      <w:numFmt w:val="bullet"/>
+      <w:lvlText w:val=""/>
+      <w:lvlJc w:val="left"/>
+      <w:pPr>
+        <w:ind w:left="3960" w:hanging="360"/>
+      </w:pPr>
+      <w:rPr>
+        <w:rFonts w:ascii="Wingdings" w:hAnsi="Wingdings" w:hint="default"/>
+      </w:rPr>
+    </w:lvl>
+    <w:lvl w:ilvl="6" w:tplc="0C070001" w:tentative="1">
+      <w:start w:val="1"/>
+      <w:numFmt w:val="bullet"/>
+      <w:lvlText w:val=""/>
+      <w:lvlJc w:val="left"/>
+      <w:pPr>
+        <w:ind w:left="4680" w:hanging="360"/>
+      </w:pPr>
+      <w:rPr>
+        <w:rFonts w:ascii="Symbol" w:hAnsi="Symbol" w:hint="default"/>
+      </w:rPr>
+    </w:lvl>
+    <w:lvl w:ilvl="7" w:tplc="0C070003" w:tentative="1">
+      <w:start w:val="1"/>
+      <w:numFmt w:val="bullet"/>
+      <w:lvlText w:val="o"/>
+      <w:lvlJc w:val="left"/>
+      <w:pPr>
+        <w:ind w:left="5400" w:hanging="360"/>
+      </w:pPr>
+      <w:rPr>
+        <w:rFonts w:ascii="Courier New" w:hAnsi="Courier New" w:cs="Courier New" w:hint="default"/>
+      </w:rPr>
+    </w:lvl>
+    <w:lvl w:ilvl="8" w:tplc="0C070005" w:tentative="1">
+      <w:start w:val="1"/>
+      <w:numFmt w:val="bullet"/>
+      <w:lvlText w:val=""/>
+      <w:lvlJc w:val="left"/>
+      <w:pPr>
+        <w:ind w:left="6120" w:hanging="360"/>
+      </w:pPr>
+      <w:rPr>
+        <w:rFonts w:ascii="Wingdings" w:hAnsi="Wingdings" w:hint="default"/>
+      </w:rPr>
+    </w:lvl>
+  </w:abstractNum>
+  <w:abstractNum w:abstractNumId="3" w15:restartNumberingAfterBreak="0">
+    <w:nsid w:val="24CE2BB7"/>
+    <w:multiLevelType w:val="hybridMultilevel"/>
+    <w:tmpl w:val="9A46D95C"/>
+    <w:lvl w:ilvl="0" w:tplc="0C070001">
+      <w:start w:val="1"/>
+      <w:numFmt w:val="bullet"/>
+      <w:lvlText w:val=""/>
+      <w:lvlJc w:val="left"/>
+      <w:pPr>
+        <w:ind w:left="360" w:hanging="360"/>
+      </w:pPr>
+      <w:rPr>
+        <w:rFonts w:ascii="Symbol" w:hAnsi="Symbol" w:hint="default"/>
+      </w:rPr>
+    </w:lvl>
+    <w:lvl w:ilvl="1" w:tplc="0C070003" w:tentative="1">
+      <w:start w:val="1"/>
+      <w:numFmt w:val="bullet"/>
+      <w:lvlText w:val="o"/>
+      <w:lvlJc w:val="left"/>
+      <w:pPr>
+        <w:ind w:left="1080" w:hanging="360"/>
+      </w:pPr>
+      <w:rPr>
+        <w:rFonts w:ascii="Courier New" w:hAnsi="Courier New" w:cs="Courier New" w:hint="default"/>
+      </w:rPr>
+    </w:lvl>
+    <w:lvl w:ilvl="2" w:tplc="0C070005" w:tentative="1">
+      <w:start w:val="1"/>
+      <w:numFmt w:val="bullet"/>
+      <w:lvlText w:val=""/>
+      <w:lvlJc w:val="left"/>
+      <w:pPr>
+        <w:ind w:left="1800" w:hanging="360"/>
+      </w:pPr>
+      <w:rPr>
+        <w:rFonts w:ascii="Wingdings" w:hAnsi="Wingdings" w:hint="default"/>
+      </w:rPr>
+    </w:lvl>
+    <w:lvl w:ilvl="3" w:tplc="0C070001" w:tentative="1">
+      <w:start w:val="1"/>
+      <w:numFmt w:val="bullet"/>
+      <w:lvlText w:val=""/>
+      <w:lvlJc w:val="left"/>
+      <w:pPr>
+        <w:ind w:left="2520" w:hanging="360"/>
+      </w:pPr>
+      <w:rPr>
+        <w:rFonts w:ascii="Symbol" w:hAnsi="Symbol" w:hint="default"/>
+      </w:rPr>
+    </w:lvl>
+    <w:lvl w:ilvl="4" w:tplc="0C070003" w:tentative="1">
+      <w:start w:val="1"/>
+      <w:numFmt w:val="bullet"/>
+      <w:lvlText w:val="o"/>
+      <w:lvlJc w:val="left"/>
+      <w:pPr>
+        <w:ind w:left="3240" w:hanging="360"/>
+      </w:pPr>
+      <w:rPr>
+        <w:rFonts w:ascii="Courier New" w:hAnsi="Courier New" w:cs="Courier New" w:hint="default"/>
+      </w:rPr>
+    </w:lvl>
+    <w:lvl w:ilvl="5" w:tplc="0C070005" w:tentative="1">
+      <w:start w:val="1"/>
+      <w:numFmt w:val="bullet"/>
+      <w:lvlText w:val=""/>
+      <w:lvlJc w:val="left"/>
+      <w:pPr>
+        <w:ind w:left="3960" w:hanging="360"/>
+      </w:pPr>
+      <w:rPr>
+        <w:rFonts w:ascii="Wingdings" w:hAnsi="Wingdings" w:hint="default"/>
+      </w:rPr>
+    </w:lvl>
+    <w:lvl w:ilvl="6" w:tplc="0C070001" w:tentative="1">
+      <w:start w:val="1"/>
+      <w:numFmt w:val="bullet"/>
+      <w:lvlText w:val=""/>
+      <w:lvlJc w:val="left"/>
+      <w:pPr>
+        <w:ind w:left="4680" w:hanging="360"/>
+      </w:pPr>
+      <w:rPr>
+        <w:rFonts w:ascii="Symbol" w:hAnsi="Symbol" w:hint="default"/>
+      </w:rPr>
+    </w:lvl>
+    <w:lvl w:ilvl="7" w:tplc="0C070003" w:tentative="1">
+      <w:start w:val="1"/>
+      <w:numFmt w:val="bullet"/>
+      <w:lvlText w:val="o"/>
+      <w:lvlJc w:val="left"/>
+      <w:pPr>
+        <w:ind w:left="5400" w:hanging="360"/>
+      </w:pPr>
+      <w:rPr>
+        <w:rFonts w:ascii="Courier New" w:hAnsi="Courier New" w:cs="Courier New" w:hint="default"/>
+      </w:rPr>
+    </w:lvl>
+    <w:lvl w:ilvl="8" w:tplc="0C070005" w:tentative="1">
+      <w:start w:val="1"/>
+      <w:numFmt w:val="bullet"/>
+      <w:lvlText w:val=""/>
+      <w:lvlJc w:val="left"/>
+      <w:pPr>
+        <w:ind w:left="6120" w:hanging="360"/>
+      </w:pPr>
+      <w:rPr>
+        <w:rFonts w:ascii="Wingdings" w:hAnsi="Wingdings" w:hint="default"/>
+      </w:rPr>
+    </w:lvl>
+  </w:abstractNum>
+  <w:abstractNum w:abstractNumId="4" w15:restartNumberingAfterBreak="0">
+    <w:nsid w:val="25EB6CC2"/>
+    <w:multiLevelType w:val="hybridMultilevel"/>
+    <w:tmpl w:val="AF469340"/>
+    <w:lvl w:ilvl="0" w:tplc="7264EE04">
+      <w:numFmt w:val="bullet"/>
+      <w:lvlText w:val=""/>
+      <w:lvlJc w:val="left"/>
+      <w:pPr>
+        <w:ind w:left="720" w:hanging="360"/>
+      </w:pPr>
+      <w:rPr>
+        <w:rFonts w:ascii="Symbol" w:eastAsiaTheme="minorHAnsi" w:hAnsi="Symbol" w:cstheme="minorBidi" w:hint="default"/>
+      </w:rPr>
+    </w:lvl>
+    <w:lvl w:ilvl="1" w:tplc="0C070003" w:tentative="1">
+      <w:start w:val="1"/>
+      <w:numFmt w:val="bullet"/>
+      <w:lvlText w:val="o"/>
+      <w:lvlJc w:val="left"/>
+      <w:pPr>
+        <w:ind w:left="1440" w:hanging="360"/>
+      </w:pPr>
+      <w:rPr>
+        <w:rFonts w:ascii="Courier New" w:hAnsi="Courier New" w:cs="Courier New" w:hint="default"/>
+      </w:rPr>
+    </w:lvl>
+    <w:lvl w:ilvl="2" w:tplc="0C070005" w:tentative="1">
+      <w:start w:val="1"/>
+      <w:numFmt w:val="bullet"/>
+      <w:lvlText w:val=""/>
+      <w:lvlJc w:val="left"/>
+      <w:pPr>
+        <w:ind w:left="2160" w:hanging="360"/>
+      </w:pPr>
+      <w:rPr>
+        <w:rFonts w:ascii="Wingdings" w:hAnsi="Wingdings" w:hint="default"/>
+      </w:rPr>
+    </w:lvl>
+    <w:lvl w:ilvl="3" w:tplc="0C070001" w:tentative="1">
+      <w:start w:val="1"/>
+      <w:numFmt w:val="bullet"/>
+      <w:lvlText w:val=""/>
+      <w:lvlJc w:val="left"/>
+      <w:pPr>
+        <w:ind w:left="2880" w:hanging="360"/>
+      </w:pPr>
+      <w:rPr>
+        <w:rFonts w:ascii="Symbol" w:hAnsi="Symbol" w:hint="default"/>
+      </w:rPr>
+    </w:lvl>
+    <w:lvl w:ilvl="4" w:tplc="0C070003" w:tentative="1">
+      <w:start w:val="1"/>
+      <w:numFmt w:val="bullet"/>
+      <w:lvlText w:val="o"/>
+      <w:lvlJc w:val="left"/>
+      <w:pPr>
+        <w:ind w:left="3600" w:hanging="360"/>
+      </w:pPr>
+      <w:rPr>
+        <w:rFonts w:ascii="Courier New" w:hAnsi="Courier New" w:cs="Courier New" w:hint="default"/>
+      </w:rPr>
+    </w:lvl>
+    <w:lvl w:ilvl="5" w:tplc="0C070005" w:tentative="1">
+      <w:start w:val="1"/>
+      <w:numFmt w:val="bullet"/>
+      <w:lvlText w:val=""/>
+      <w:lvlJc w:val="left"/>
+      <w:pPr>
+        <w:ind w:left="4320" w:hanging="360"/>
+      </w:pPr>
+      <w:rPr>
+        <w:rFonts w:ascii="Wingdings" w:hAnsi="Wingdings" w:hint="default"/>
+      </w:rPr>
+    </w:lvl>
+    <w:lvl w:ilvl="6" w:tplc="0C070001" w:tentative="1">
+      <w:start w:val="1"/>
+      <w:numFmt w:val="bullet"/>
+      <w:lvlText w:val=""/>
+      <w:lvlJc w:val="left"/>
+      <w:pPr>
+        <w:ind w:left="5040" w:hanging="360"/>
+      </w:pPr>
+      <w:rPr>
+        <w:rFonts w:ascii="Symbol" w:hAnsi="Symbol" w:hint="default"/>
+      </w:rPr>
+    </w:lvl>
+    <w:lvl w:ilvl="7" w:tplc="0C070003" w:tentative="1">
+      <w:start w:val="1"/>
+      <w:numFmt w:val="bullet"/>
+      <w:lvlText w:val="o"/>
+      <w:lvlJc w:val="left"/>
+      <w:pPr>
+        <w:ind w:left="5760" w:hanging="360"/>
+      </w:pPr>
+      <w:rPr>
+        <w:rFonts w:ascii="Courier New" w:hAnsi="Courier New" w:cs="Courier New" w:hint="default"/>
+      </w:rPr>
+    </w:lvl>
+    <w:lvl w:ilvl="8" w:tplc="0C070005" w:tentative="1">
+      <w:start w:val="1"/>
+      <w:numFmt w:val="bullet"/>
+      <w:lvlText w:val=""/>
+      <w:lvlJc w:val="left"/>
+      <w:pPr>
+        <w:ind w:left="6480" w:hanging="360"/>
+      </w:pPr>
+      <w:rPr>
+        <w:rFonts w:ascii="Wingdings" w:hAnsi="Wingdings" w:hint="default"/>
+      </w:rPr>
+    </w:lvl>
+  </w:abstractNum>
+  <w:abstractNum w:abstractNumId="5" w15:restartNumberingAfterBreak="0">
+    <w:nsid w:val="28B609B9"/>
+    <w:multiLevelType w:val="hybridMultilevel"/>
+    <w:tmpl w:val="392A7AE2"/>
+    <w:lvl w:ilvl="0" w:tplc="0C070001">
+      <w:start w:val="1"/>
+      <w:numFmt w:val="bullet"/>
+      <w:lvlText w:val=""/>
+      <w:lvlJc w:val="left"/>
+      <w:pPr>
+        <w:ind w:left="720" w:hanging="360"/>
+      </w:pPr>
+      <w:rPr>
+        <w:rFonts w:ascii="Symbol" w:hAnsi="Symbol" w:hint="default"/>
+      </w:rPr>
+    </w:lvl>
+    <w:lvl w:ilvl="1" w:tplc="0C070003" w:tentative="1">
+      <w:start w:val="1"/>
+      <w:numFmt w:val="bullet"/>
+      <w:lvlText w:val="o"/>
+      <w:lvlJc w:val="left"/>
+      <w:pPr>
+        <w:ind w:left="1440" w:hanging="360"/>
+      </w:pPr>
+      <w:rPr>
+        <w:rFonts w:ascii="Courier New" w:hAnsi="Courier New" w:cs="Courier New" w:hint="default"/>
+      </w:rPr>
+    </w:lvl>
+    <w:lvl w:ilvl="2" w:tplc="0C070005" w:tentative="1">
+      <w:start w:val="1"/>
+      <w:numFmt w:val="bullet"/>
+      <w:lvlText w:val=""/>
+      <w:lvlJc w:val="left"/>
+      <w:pPr>
+        <w:ind w:left="2160" w:hanging="360"/>
+      </w:pPr>
+      <w:rPr>
+        <w:rFonts w:ascii="Wingdings" w:hAnsi="Wingdings" w:hint="default"/>
+      </w:rPr>
+    </w:lvl>
+    <w:lvl w:ilvl="3" w:tplc="0C070001" w:tentative="1">
+      <w:start w:val="1"/>
+      <w:numFmt w:val="bullet"/>
+      <w:lvlText w:val=""/>
+      <w:lvlJc w:val="left"/>
+      <w:pPr>
+        <w:ind w:left="2880" w:hanging="360"/>
+      </w:pPr>
+      <w:rPr>
+        <w:rFonts w:ascii="Symbol" w:hAnsi="Symbol" w:hint="default"/>
+      </w:rPr>
+    </w:lvl>
+    <w:lvl w:ilvl="4" w:tplc="0C070003" w:tentative="1">
+      <w:start w:val="1"/>
+      <w:numFmt w:val="bullet"/>
+      <w:lvlText w:val="o"/>
+      <w:lvlJc w:val="left"/>
+      <w:pPr>
+        <w:ind w:left="3600" w:hanging="360"/>
+      </w:pPr>
+      <w:rPr>
+        <w:rFonts w:ascii="Courier New" w:hAnsi="Courier New" w:cs="Courier New" w:hint="default"/>
+      </w:rPr>
+    </w:lvl>
+    <w:lvl w:ilvl="5" w:tplc="0C070005" w:tentative="1">
+      <w:start w:val="1"/>
+      <w:numFmt w:val="bullet"/>
+      <w:lvlText w:val=""/>
+      <w:lvlJc w:val="left"/>
+      <w:pPr>
+        <w:ind w:left="4320" w:hanging="360"/>
+      </w:pPr>
+      <w:rPr>
+        <w:rFonts w:ascii="Wingdings" w:hAnsi="Wingdings" w:hint="default"/>
+      </w:rPr>
+    </w:lvl>
+    <w:lvl w:ilvl="6" w:tplc="0C070001" w:tentative="1">
+      <w:start w:val="1"/>
+      <w:numFmt w:val="bullet"/>
+      <w:lvlText w:val=""/>
+      <w:lvlJc w:val="left"/>
+      <w:pPr>
+        <w:ind w:left="5040" w:hanging="360"/>
+      </w:pPr>
+      <w:rPr>
+        <w:rFonts w:ascii="Symbol" w:hAnsi="Symbol" w:hint="default"/>
+      </w:rPr>
+    </w:lvl>
+    <w:lvl w:ilvl="7" w:tplc="0C070003" w:tentative="1">
+      <w:start w:val="1"/>
+      <w:numFmt w:val="bullet"/>
+      <w:lvlText w:val="o"/>
+      <w:lvlJc w:val="left"/>
+      <w:pPr>
+        <w:ind w:left="5760" w:hanging="360"/>
+      </w:pPr>
+      <w:rPr>
+        <w:rFonts w:ascii="Courier New" w:hAnsi="Courier New" w:cs="Courier New" w:hint="default"/>
+      </w:rPr>
+    </w:lvl>
+    <w:lvl w:ilvl="8" w:tplc="0C070005" w:tentative="1">
+      <w:start w:val="1"/>
+      <w:numFmt w:val="bullet"/>
+      <w:lvlText w:val=""/>
+      <w:lvlJc w:val="left"/>
+      <w:pPr>
+        <w:ind w:left="6480" w:hanging="360"/>
+      </w:pPr>
+      <w:rPr>
+        <w:rFonts w:ascii="Wingdings" w:hAnsi="Wingdings" w:hint="default"/>
+      </w:rPr>
+    </w:lvl>
+  </w:abstractNum>
+  <w:abstractNum w:abstractNumId="6" w15:restartNumberingAfterBreak="0">
+    <w:nsid w:val="29F14581"/>
+    <w:multiLevelType w:val="hybridMultilevel"/>
+    <w:tmpl w:val="B978A5E0"/>
+    <w:lvl w:ilvl="0" w:tplc="0C070001">
+      <w:start w:val="1"/>
+      <w:numFmt w:val="bullet"/>
+      <w:lvlText w:val=""/>
+      <w:lvlJc w:val="left"/>
+      <w:pPr>
+        <w:ind w:left="360" w:hanging="360"/>
+      </w:pPr>
+      <w:rPr>
+        <w:rFonts w:ascii="Symbol" w:hAnsi="Symbol" w:hint="default"/>
+      </w:rPr>
+    </w:lvl>
+    <w:lvl w:ilvl="1" w:tplc="0C070003" w:tentative="1">
+      <w:start w:val="1"/>
+      <w:numFmt w:val="bullet"/>
+      <w:lvlText w:val="o"/>
+      <w:lvlJc w:val="left"/>
+      <w:pPr>
+        <w:ind w:left="1080" w:hanging="360"/>
+      </w:pPr>
+      <w:rPr>
+        <w:rFonts w:ascii="Courier New" w:hAnsi="Courier New" w:cs="Courier New" w:hint="default"/>
+      </w:rPr>
+    </w:lvl>
+    <w:lvl w:ilvl="2" w:tplc="0C070005" w:tentative="1">
+      <w:start w:val="1"/>
+      <w:numFmt w:val="bullet"/>
+      <w:lvlText w:val=""/>
+      <w:lvlJc w:val="left"/>
+      <w:pPr>
+        <w:ind w:left="1800" w:hanging="360"/>
+      </w:pPr>
+      <w:rPr>
+        <w:rFonts w:ascii="Wingdings" w:hAnsi="Wingdings" w:hint="default"/>
+      </w:rPr>
+    </w:lvl>
+    <w:lvl w:ilvl="3" w:tplc="0C070001" w:tentative="1">
+      <w:start w:val="1"/>
+      <w:numFmt w:val="bullet"/>
+      <w:lvlText w:val=""/>
+      <w:lvlJc w:val="left"/>
+      <w:pPr>
+        <w:ind w:left="2520" w:hanging="360"/>
+      </w:pPr>
+      <w:rPr>
+        <w:rFonts w:ascii="Symbol" w:hAnsi="Symbol" w:hint="default"/>
+      </w:rPr>
+    </w:lvl>
+    <w:lvl w:ilvl="4" w:tplc="0C070003" w:tentative="1">
+      <w:start w:val="1"/>
+      <w:numFmt w:val="bullet"/>
+      <w:lvlText w:val="o"/>
+      <w:lvlJc w:val="left"/>
+      <w:pPr>
+        <w:ind w:left="3240" w:hanging="360"/>
+      </w:pPr>
+      <w:rPr>
+        <w:rFonts w:ascii="Courier New" w:hAnsi="Courier New" w:cs="Courier New" w:hint="default"/>
+      </w:rPr>
+    </w:lvl>
+    <w:lvl w:ilvl="5" w:tplc="0C070005" w:tentative="1">
+      <w:start w:val="1"/>
+      <w:numFmt w:val="bullet"/>
+      <w:lvlText w:val=""/>
+      <w:lvlJc w:val="left"/>
+      <w:pPr>
+        <w:ind w:left="3960" w:hanging="360"/>
+      </w:pPr>
+      <w:rPr>
+        <w:rFonts w:ascii="Wingdings" w:hAnsi="Wingdings" w:hint="default"/>
+      </w:rPr>
+    </w:lvl>
+    <w:lvl w:ilvl="6" w:tplc="0C070001" w:tentative="1">
+      <w:start w:val="1"/>
+      <w:numFmt w:val="bullet"/>
+      <w:lvlText w:val=""/>
+      <w:lvlJc w:val="left"/>
+      <w:pPr>
+        <w:ind w:left="4680" w:hanging="360"/>
+      </w:pPr>
+      <w:rPr>
+        <w:rFonts w:ascii="Symbol" w:hAnsi="Symbol" w:hint="default"/>
+      </w:rPr>
+    </w:lvl>
+    <w:lvl w:ilvl="7" w:tplc="0C070003" w:tentative="1">
+      <w:start w:val="1"/>
+      <w:numFmt w:val="bullet"/>
+      <w:lvlText w:val="o"/>
+      <w:lvlJc w:val="left"/>
+      <w:pPr>
+        <w:ind w:left="5400" w:hanging="360"/>
+      </w:pPr>
+      <w:rPr>
+        <w:rFonts w:ascii="Courier New" w:hAnsi="Courier New" w:cs="Courier New" w:hint="default"/>
+      </w:rPr>
+    </w:lvl>
+    <w:lvl w:ilvl="8" w:tplc="0C070005" w:tentative="1">
+      <w:start w:val="1"/>
+      <w:numFmt w:val="bullet"/>
+      <w:lvlText w:val=""/>
+      <w:lvlJc w:val="left"/>
+      <w:pPr>
+        <w:ind w:left="6120" w:hanging="360"/>
+      </w:pPr>
+      <w:rPr>
+        <w:rFonts w:ascii="Wingdings" w:hAnsi="Wingdings" w:hint="default"/>
+      </w:rPr>
+    </w:lvl>
+  </w:abstractNum>
+  <w:abstractNum w:abstractNumId="7" w15:restartNumberingAfterBreak="0">
+    <w:nsid w:val="2A7C0827"/>
+    <w:multiLevelType w:val="hybridMultilevel"/>
+    <w:tmpl w:val="F6A24A20"/>
+    <w:lvl w:ilvl="0" w:tplc="0C07000B">
+      <w:start w:val="1"/>
+      <w:numFmt w:val="bullet"/>
+      <w:lvlText w:val=""/>
+      <w:lvlJc w:val="left"/>
+      <w:pPr>
+        <w:ind w:left="720" w:hanging="360"/>
+      </w:pPr>
+      <w:rPr>
+        <w:rFonts w:ascii="Wingdings" w:hAnsi="Wingdings" w:hint="default"/>
+      </w:rPr>
+    </w:lvl>
+    <w:lvl w:ilvl="1" w:tplc="0C070003" w:tentative="1">
+      <w:start w:val="1"/>
+      <w:numFmt w:val="bullet"/>
+      <w:lvlText w:val="o"/>
+      <w:lvlJc w:val="left"/>
+      <w:pPr>
+        <w:ind w:left="1440" w:hanging="360"/>
+      </w:pPr>
+      <w:rPr>
+        <w:rFonts w:ascii="Courier New" w:hAnsi="Courier New" w:cs="Courier New" w:hint="default"/>
+      </w:rPr>
+    </w:lvl>
+    <w:lvl w:ilvl="2" w:tplc="0C070005" w:tentative="1">
+      <w:start w:val="1"/>
+      <w:numFmt w:val="bullet"/>
+      <w:lvlText w:val=""/>
+      <w:lvlJc w:val="left"/>
+      <w:pPr>
+        <w:ind w:left="2160" w:hanging="360"/>
+      </w:pPr>
+      <w:rPr>
+        <w:rFonts w:ascii="Wingdings" w:hAnsi="Wingdings" w:hint="default"/>
+      </w:rPr>
+    </w:lvl>
+    <w:lvl w:ilvl="3" w:tplc="0C070001" w:tentative="1">
+      <w:start w:val="1"/>
+      <w:numFmt w:val="bullet"/>
+      <w:lvlText w:val=""/>
+      <w:lvlJc w:val="left"/>
+      <w:pPr>
+        <w:ind w:left="2880" w:hanging="360"/>
+      </w:pPr>
+      <w:rPr>
+        <w:rFonts w:ascii="Symbol" w:hAnsi="Symbol" w:hint="default"/>
+      </w:rPr>
+    </w:lvl>
+    <w:lvl w:ilvl="4" w:tplc="0C070003" w:tentative="1">
+      <w:start w:val="1"/>
+      <w:numFmt w:val="bullet"/>
+      <w:lvlText w:val="o"/>
+      <w:lvlJc w:val="left"/>
+      <w:pPr>
+        <w:ind w:left="3600" w:hanging="360"/>
+      </w:pPr>
+      <w:rPr>
+        <w:rFonts w:ascii="Courier New" w:hAnsi="Courier New" w:cs="Courier New" w:hint="default"/>
+      </w:rPr>
+    </w:lvl>
+    <w:lvl w:ilvl="5" w:tplc="0C070005" w:tentative="1">
+      <w:start w:val="1"/>
+      <w:numFmt w:val="bullet"/>
+      <w:lvlText w:val=""/>
+      <w:lvlJc w:val="left"/>
+      <w:pPr>
+        <w:ind w:left="4320" w:hanging="360"/>
+      </w:pPr>
+      <w:rPr>
+        <w:rFonts w:ascii="Wingdings" w:hAnsi="Wingdings" w:hint="default"/>
+      </w:rPr>
+    </w:lvl>
+    <w:lvl w:ilvl="6" w:tplc="0C070001" w:tentative="1">
+      <w:start w:val="1"/>
+      <w:numFmt w:val="bullet"/>
+      <w:lvlText w:val=""/>
+      <w:lvlJc w:val="left"/>
+      <w:pPr>
+        <w:ind w:left="5040" w:hanging="360"/>
+      </w:pPr>
+      <w:rPr>
+        <w:rFonts w:ascii="Symbol" w:hAnsi="Symbol" w:hint="default"/>
+      </w:rPr>
+    </w:lvl>
+    <w:lvl w:ilvl="7" w:tplc="0C070003" w:tentative="1">
+      <w:start w:val="1"/>
+      <w:numFmt w:val="bullet"/>
+      <w:lvlText w:val="o"/>
+      <w:lvlJc w:val="left"/>
+      <w:pPr>
+        <w:ind w:left="5760" w:hanging="360"/>
+      </w:pPr>
+      <w:rPr>
+        <w:rFonts w:ascii="Courier New" w:hAnsi="Courier New" w:cs="Courier New" w:hint="default"/>
+      </w:rPr>
+    </w:lvl>
+    <w:lvl w:ilvl="8" w:tplc="0C070005" w:tentative="1">
+      <w:start w:val="1"/>
+      <w:numFmt w:val="bullet"/>
+      <w:lvlText w:val=""/>
+      <w:lvlJc w:val="left"/>
+      <w:pPr>
+        <w:ind w:left="6480" w:hanging="360"/>
+      </w:pPr>
+      <w:rPr>
+        <w:rFonts w:ascii="Wingdings" w:hAnsi="Wingdings" w:hint="default"/>
+      </w:rPr>
+    </w:lvl>
+  </w:abstractNum>
+  <w:abstractNum w:abstractNumId="8" w15:restartNumberingAfterBreak="0">
+    <w:nsid w:val="2DCE7628"/>
+    <w:multiLevelType w:val="hybridMultilevel"/>
+    <w:tmpl w:val="B832F0BA"/>
+    <w:lvl w:ilvl="0" w:tplc="311C667A">
+      <w:numFmt w:val="bullet"/>
+      <w:lvlText w:val=""/>
+      <w:lvlJc w:val="left"/>
+      <w:pPr>
+        <w:ind w:left="720" w:hanging="360"/>
+      </w:pPr>
+      <w:rPr>
+        <w:rFonts w:ascii="Symbol" w:eastAsiaTheme="minorHAnsi" w:hAnsi="Symbol" w:cstheme="minorBidi" w:hint="default"/>
+      </w:rPr>
+    </w:lvl>
+    <w:lvl w:ilvl="1" w:tplc="0C070003" w:tentative="1">
+      <w:start w:val="1"/>
+      <w:numFmt w:val="bullet"/>
+      <w:lvlText w:val="o"/>
+      <w:lvlJc w:val="left"/>
+      <w:pPr>
+        <w:ind w:left="1440" w:hanging="360"/>
+      </w:pPr>
+      <w:rPr>
+        <w:rFonts w:ascii="Courier New" w:hAnsi="Courier New" w:cs="Courier New" w:hint="default"/>
+      </w:rPr>
+    </w:lvl>
+    <w:lvl w:ilvl="2" w:tplc="0C070005" w:tentative="1">
+      <w:start w:val="1"/>
+      <w:numFmt w:val="bullet"/>
+      <w:lvlText w:val=""/>
+      <w:lvlJc w:val="left"/>
+      <w:pPr>
+        <w:ind w:left="2160" w:hanging="360"/>
+      </w:pPr>
+      <w:rPr>
+        <w:rFonts w:ascii="Wingdings" w:hAnsi="Wingdings" w:hint="default"/>
+      </w:rPr>
+    </w:lvl>
+    <w:lvl w:ilvl="3" w:tplc="0C070001" w:tentative="1">
+      <w:start w:val="1"/>
+      <w:numFmt w:val="bullet"/>
+      <w:lvlText w:val=""/>
+      <w:lvlJc w:val="left"/>
+      <w:pPr>
+        <w:ind w:left="2880" w:hanging="360"/>
+      </w:pPr>
+      <w:rPr>
+        <w:rFonts w:ascii="Symbol" w:hAnsi="Symbol" w:hint="default"/>
+      </w:rPr>
+    </w:lvl>
+    <w:lvl w:ilvl="4" w:tplc="0C070003" w:tentative="1">
+      <w:start w:val="1"/>
+      <w:numFmt w:val="bullet"/>
+      <w:lvlText w:val="o"/>
+      <w:lvlJc w:val="left"/>
+      <w:pPr>
+        <w:ind w:left="3600" w:hanging="360"/>
+      </w:pPr>
+      <w:rPr>
+        <w:rFonts w:ascii="Courier New" w:hAnsi="Courier New" w:cs="Courier New" w:hint="default"/>
+      </w:rPr>
+    </w:lvl>
+    <w:lvl w:ilvl="5" w:tplc="0C070005" w:tentative="1">
+      <w:start w:val="1"/>
+      <w:numFmt w:val="bullet"/>
+      <w:lvlText w:val=""/>
+      <w:lvlJc w:val="left"/>
+      <w:pPr>
+        <w:ind w:left="4320" w:hanging="360"/>
+      </w:pPr>
+      <w:rPr>
+        <w:rFonts w:ascii="Wingdings" w:hAnsi="Wingdings" w:hint="default"/>
+      </w:rPr>
+    </w:lvl>
+    <w:lvl w:ilvl="6" w:tplc="0C070001" w:tentative="1">
+      <w:start w:val="1"/>
+      <w:numFmt w:val="bullet"/>
+      <w:lvlText w:val=""/>
+      <w:lvlJc w:val="left"/>
+      <w:pPr>
+        <w:ind w:left="5040" w:hanging="360"/>
+      </w:pPr>
+      <w:rPr>
+        <w:rFonts w:ascii="Symbol" w:hAnsi="Symbol" w:hint="default"/>
+      </w:rPr>
+    </w:lvl>
+    <w:lvl w:ilvl="7" w:tplc="0C070003" w:tentative="1">
+      <w:start w:val="1"/>
+      <w:numFmt w:val="bullet"/>
+      <w:lvlText w:val="o"/>
+      <w:lvlJc w:val="left"/>
+      <w:pPr>
+        <w:ind w:left="5760" w:hanging="360"/>
+      </w:pPr>
+      <w:rPr>
+        <w:rFonts w:ascii="Courier New" w:hAnsi="Courier New" w:cs="Courier New" w:hint="default"/>
+      </w:rPr>
+    </w:lvl>
+    <w:lvl w:ilvl="8" w:tplc="0C070005" w:tentative="1">
+      <w:start w:val="1"/>
+      <w:numFmt w:val="bullet"/>
+      <w:lvlText w:val=""/>
+      <w:lvlJc w:val="left"/>
+      <w:pPr>
+        <w:ind w:left="6480" w:hanging="360"/>
+      </w:pPr>
+      <w:rPr>
+        <w:rFonts w:ascii="Wingdings" w:hAnsi="Wingdings" w:hint="default"/>
+      </w:rPr>
+    </w:lvl>
+  </w:abstractNum>
+  <w:abstractNum w:abstractNumId="9" w15:restartNumberingAfterBreak="0">
+    <w:nsid w:val="37FF73BC"/>
+    <w:multiLevelType w:val="hybridMultilevel"/>
+    <w:tmpl w:val="6CC2E56E"/>
+    <w:lvl w:ilvl="0" w:tplc="0C070001">
+      <w:start w:val="1"/>
+      <w:numFmt w:val="bullet"/>
+      <w:lvlText w:val=""/>
+      <w:lvlJc w:val="left"/>
+      <w:pPr>
+        <w:ind w:left="720" w:hanging="360"/>
+      </w:pPr>
+      <w:rPr>
+        <w:rFonts w:ascii="Symbol" w:hAnsi="Symbol" w:hint="default"/>
+      </w:rPr>
+    </w:lvl>
+    <w:lvl w:ilvl="1" w:tplc="0C070003" w:tentative="1">
+      <w:start w:val="1"/>
+      <w:numFmt w:val="bullet"/>
+      <w:lvlText w:val="o"/>
+      <w:lvlJc w:val="left"/>
+      <w:pPr>
+        <w:ind w:left="1440" w:hanging="360"/>
+      </w:pPr>
+      <w:rPr>
+        <w:rFonts w:ascii="Courier New" w:hAnsi="Courier New" w:cs="Courier New" w:hint="default"/>
+      </w:rPr>
+    </w:lvl>
+    <w:lvl w:ilvl="2" w:tplc="0C070005" w:tentative="1">
+      <w:start w:val="1"/>
+      <w:numFmt w:val="bullet"/>
+      <w:lvlText w:val=""/>
+      <w:lvlJc w:val="left"/>
+      <w:pPr>
+        <w:ind w:left="2160" w:hanging="360"/>
+      </w:pPr>
+      <w:rPr>
+        <w:rFonts w:ascii="Wingdings" w:hAnsi="Wingdings" w:hint="default"/>
+      </w:rPr>
+    </w:lvl>
+    <w:lvl w:ilvl="3" w:tplc="0C070001" w:tentative="1">
+      <w:start w:val="1"/>
+      <w:numFmt w:val="bullet"/>
+      <w:lvlText w:val=""/>
+      <w:lvlJc w:val="left"/>
+      <w:pPr>
+        <w:ind w:left="2880" w:hanging="360"/>
+      </w:pPr>
+      <w:rPr>
+        <w:rFonts w:ascii="Symbol" w:hAnsi="Symbol" w:hint="default"/>
+      </w:rPr>
+    </w:lvl>
+    <w:lvl w:ilvl="4" w:tplc="0C070003" w:tentative="1">
+      <w:start w:val="1"/>
+      <w:numFmt w:val="bullet"/>
+      <w:lvlText w:val="o"/>
+      <w:lvlJc w:val="left"/>
+      <w:pPr>
+        <w:ind w:left="3600" w:hanging="360"/>
+      </w:pPr>
+      <w:rPr>
+        <w:rFonts w:ascii="Courier New" w:hAnsi="Courier New" w:cs="Courier New" w:hint="default"/>
+      </w:rPr>
+    </w:lvl>
+    <w:lvl w:ilvl="5" w:tplc="0C070005" w:tentative="1">
+      <w:start w:val="1"/>
+      <w:numFmt w:val="bullet"/>
+      <w:lvlText w:val=""/>
+      <w:lvlJc w:val="left"/>
+      <w:pPr>
+        <w:ind w:left="4320" w:hanging="360"/>
+      </w:pPr>
+      <w:rPr>
+        <w:rFonts w:ascii="Wingdings" w:hAnsi="Wingdings" w:hint="default"/>
+      </w:rPr>
+    </w:lvl>
+    <w:lvl w:ilvl="6" w:tplc="0C070001" w:tentative="1">
+      <w:start w:val="1"/>
+      <w:numFmt w:val="bullet"/>
+      <w:lvlText w:val=""/>
+      <w:lvlJc w:val="left"/>
+      <w:pPr>
+        <w:ind w:left="5040" w:hanging="360"/>
+      </w:pPr>
+      <w:rPr>
+        <w:rFonts w:ascii="Symbol" w:hAnsi="Symbol" w:hint="default"/>
+      </w:rPr>
+    </w:lvl>
+    <w:lvl w:ilvl="7" w:tplc="0C070003" w:tentative="1">
+      <w:start w:val="1"/>
+      <w:numFmt w:val="bullet"/>
+      <w:lvlText w:val="o"/>
+      <w:lvlJc w:val="left"/>
+      <w:pPr>
+        <w:ind w:left="5760" w:hanging="360"/>
+      </w:pPr>
+      <w:rPr>
+        <w:rFonts w:ascii="Courier New" w:hAnsi="Courier New" w:cs="Courier New" w:hint="default"/>
+      </w:rPr>
+    </w:lvl>
+    <w:lvl w:ilvl="8" w:tplc="0C070005" w:tentative="1">
+      <w:start w:val="1"/>
+      <w:numFmt w:val="bullet"/>
+      <w:lvlText w:val=""/>
+      <w:lvlJc w:val="left"/>
+      <w:pPr>
+        <w:ind w:left="6480" w:hanging="360"/>
+      </w:pPr>
+      <w:rPr>
+        <w:rFonts w:ascii="Wingdings" w:hAnsi="Wingdings" w:hint="default"/>
+      </w:rPr>
+    </w:lvl>
+  </w:abstractNum>
+  <w:abstractNum w:abstractNumId="10" w15:restartNumberingAfterBreak="0">
+    <w:nsid w:val="39041E2D"/>
+    <w:multiLevelType w:val="hybridMultilevel"/>
+    <w:tmpl w:val="A21A5EDC"/>
+    <w:lvl w:ilvl="0" w:tplc="0C070001">
+      <w:start w:val="1"/>
+      <w:numFmt w:val="bullet"/>
+      <w:lvlText w:val=""/>
+      <w:lvlJc w:val="left"/>
+      <w:pPr>
+        <w:ind w:left="720" w:hanging="360"/>
+      </w:pPr>
+      <w:rPr>
+        <w:rFonts w:ascii="Symbol" w:hAnsi="Symbol" w:hint="default"/>
+      </w:rPr>
+    </w:lvl>
+    <w:lvl w:ilvl="1" w:tplc="0C070003">
+      <w:start w:val="1"/>
+      <w:numFmt w:val="bullet"/>
+      <w:lvlText w:val="o"/>
+      <w:lvlJc w:val="left"/>
+      <w:pPr>
+        <w:ind w:left="1440" w:hanging="360"/>
+      </w:pPr>
+      <w:rPr>
+        <w:rFonts w:ascii="Courier New" w:hAnsi="Courier New" w:cs="Courier New" w:hint="default"/>
+      </w:rPr>
+    </w:lvl>
+    <w:lvl w:ilvl="2" w:tplc="0C070005" w:tentative="1">
+      <w:start w:val="1"/>
+      <w:numFmt w:val="bullet"/>
+      <w:lvlText w:val=""/>
+      <w:lvlJc w:val="left"/>
+      <w:pPr>
+        <w:ind w:left="2160" w:hanging="360"/>
+      </w:pPr>
+      <w:rPr>
+        <w:rFonts w:ascii="Wingdings" w:hAnsi="Wingdings" w:hint="default"/>
+      </w:rPr>
+    </w:lvl>
+    <w:lvl w:ilvl="3" w:tplc="0C070001" w:tentative="1">
+      <w:start w:val="1"/>
+      <w:numFmt w:val="bullet"/>
+      <w:lvlText w:val=""/>
+      <w:lvlJc w:val="left"/>
+      <w:pPr>
+        <w:ind w:left="2880" w:hanging="360"/>
+      </w:pPr>
+      <w:rPr>
+        <w:rFonts w:ascii="Symbol" w:hAnsi="Symbol" w:hint="default"/>
+      </w:rPr>
+    </w:lvl>
+    <w:lvl w:ilvl="4" w:tplc="0C070003" w:tentative="1">
+      <w:start w:val="1"/>
+      <w:numFmt w:val="bullet"/>
+      <w:lvlText w:val="o"/>
+      <w:lvlJc w:val="left"/>
+      <w:pPr>
+        <w:ind w:left="3600" w:hanging="360"/>
+      </w:pPr>
+      <w:rPr>
+        <w:rFonts w:ascii="Courier New" w:hAnsi="Courier New" w:cs="Courier New" w:hint="default"/>
+      </w:rPr>
+    </w:lvl>
+    <w:lvl w:ilvl="5" w:tplc="0C070005" w:tentative="1">
+      <w:start w:val="1"/>
+      <w:numFmt w:val="bullet"/>
+      <w:lvlText w:val=""/>
+      <w:lvlJc w:val="left"/>
+      <w:pPr>
+        <w:ind w:left="4320" w:hanging="360"/>
+      </w:pPr>
+      <w:rPr>
+        <w:rFonts w:ascii="Wingdings" w:hAnsi="Wingdings" w:hint="default"/>
+      </w:rPr>
+    </w:lvl>
+    <w:lvl w:ilvl="6" w:tplc="0C070001" w:tentative="1">
+      <w:start w:val="1"/>
+      <w:numFmt w:val="bullet"/>
+      <w:lvlText w:val=""/>
+      <w:lvlJc w:val="left"/>
+      <w:pPr>
+        <w:ind w:left="5040" w:hanging="360"/>
+      </w:pPr>
+      <w:rPr>
+        <w:rFonts w:ascii="Symbol" w:hAnsi="Symbol" w:hint="default"/>
+      </w:rPr>
+    </w:lvl>
+    <w:lvl w:ilvl="7" w:tplc="0C070003" w:tentative="1">
+      <w:start w:val="1"/>
+      <w:numFmt w:val="bullet"/>
+      <w:lvlText w:val="o"/>
+      <w:lvlJc w:val="left"/>
+      <w:pPr>
+        <w:ind w:left="5760" w:hanging="360"/>
+      </w:pPr>
+      <w:rPr>
+        <w:rFonts w:ascii="Courier New" w:hAnsi="Courier New" w:cs="Courier New" w:hint="default"/>
+      </w:rPr>
+    </w:lvl>
+    <w:lvl w:ilvl="8" w:tplc="0C070005" w:tentative="1">
+      <w:start w:val="1"/>
+      <w:numFmt w:val="bullet"/>
+      <w:lvlText w:val=""/>
+      <w:lvlJc w:val="left"/>
+      <w:pPr>
+        <w:ind w:left="6480" w:hanging="360"/>
+      </w:pPr>
+      <w:rPr>
+        <w:rFonts w:ascii="Wingdings" w:hAnsi="Wingdings" w:hint="default"/>
+      </w:rPr>
+    </w:lvl>
+  </w:abstractNum>
+  <w:abstractNum w:abstractNumId="11" w15:restartNumberingAfterBreak="0">
+    <w:nsid w:val="449C57DA"/>
+    <w:multiLevelType w:val="hybridMultilevel"/>
+    <w:tmpl w:val="34D2E24A"/>
+    <w:lvl w:ilvl="0" w:tplc="52EA6190">
+      <w:numFmt w:val="bullet"/>
+      <w:lvlText w:val=""/>
+      <w:lvlJc w:val="left"/>
+      <w:pPr>
+        <w:ind w:left="720" w:hanging="360"/>
+      </w:pPr>
+      <w:rPr>
+        <w:rFonts w:ascii="Symbol" w:eastAsiaTheme="minorHAnsi" w:hAnsi="Symbol" w:cstheme="minorBidi" w:hint="default"/>
+      </w:rPr>
+    </w:lvl>
+    <w:lvl w:ilvl="1" w:tplc="0C070003" w:tentative="1">
+      <w:start w:val="1"/>
+      <w:numFmt w:val="bullet"/>
+      <w:lvlText w:val="o"/>
+      <w:lvlJc w:val="left"/>
+      <w:pPr>
+        <w:ind w:left="1440" w:hanging="360"/>
+      </w:pPr>
+      <w:rPr>
+        <w:rFonts w:ascii="Courier New" w:hAnsi="Courier New" w:cs="Courier New" w:hint="default"/>
+      </w:rPr>
+    </w:lvl>
+    <w:lvl w:ilvl="2" w:tplc="0C070005" w:tentative="1">
+      <w:start w:val="1"/>
+      <w:numFmt w:val="bullet"/>
+      <w:lvlText w:val=""/>
+      <w:lvlJc w:val="left"/>
+      <w:pPr>
+        <w:ind w:left="2160" w:hanging="360"/>
+      </w:pPr>
+      <w:rPr>
+        <w:rFonts w:ascii="Wingdings" w:hAnsi="Wingdings" w:hint="default"/>
+      </w:rPr>
+    </w:lvl>
+    <w:lvl w:ilvl="3" w:tplc="0C070001" w:tentative="1">
+      <w:start w:val="1"/>
+      <w:numFmt w:val="bullet"/>
+      <w:lvlText w:val=""/>
+      <w:lvlJc w:val="left"/>
+      <w:pPr>
+        <w:ind w:left="2880" w:hanging="360"/>
+      </w:pPr>
+      <w:rPr>
+        <w:rFonts w:ascii="Symbol" w:hAnsi="Symbol" w:hint="default"/>
+      </w:rPr>
+    </w:lvl>
+    <w:lvl w:ilvl="4" w:tplc="0C070003" w:tentative="1">
+      <w:start w:val="1"/>
+      <w:numFmt w:val="bullet"/>
+      <w:lvlText w:val="o"/>
+      <w:lvlJc w:val="left"/>
+      <w:pPr>
+        <w:ind w:left="3600" w:hanging="360"/>
+      </w:pPr>
+      <w:rPr>
+        <w:rFonts w:ascii="Courier New" w:hAnsi="Courier New" w:cs="Courier New" w:hint="default"/>
+      </w:rPr>
+    </w:lvl>
+    <w:lvl w:ilvl="5" w:tplc="0C070005" w:tentative="1">
+      <w:start w:val="1"/>
+      <w:numFmt w:val="bullet"/>
+      <w:lvlText w:val=""/>
+      <w:lvlJc w:val="left"/>
+      <w:pPr>
+        <w:ind w:left="4320" w:hanging="360"/>
+      </w:pPr>
+      <w:rPr>
+        <w:rFonts w:ascii="Wingdings" w:hAnsi="Wingdings" w:hint="default"/>
+      </w:rPr>
+    </w:lvl>
+    <w:lvl w:ilvl="6" w:tplc="0C070001" w:tentative="1">
+      <w:start w:val="1"/>
+      <w:numFmt w:val="bullet"/>
+      <w:lvlText w:val=""/>
+      <w:lvlJc w:val="left"/>
+      <w:pPr>
+        <w:ind w:left="5040" w:hanging="360"/>
+      </w:pPr>
+      <w:rPr>
+        <w:rFonts w:ascii="Symbol" w:hAnsi="Symbol" w:hint="default"/>
+      </w:rPr>
+    </w:lvl>
+    <w:lvl w:ilvl="7" w:tplc="0C070003" w:tentative="1">
+      <w:start w:val="1"/>
+      <w:numFmt w:val="bullet"/>
+      <w:lvlText w:val="o"/>
+      <w:lvlJc w:val="left"/>
+      <w:pPr>
+        <w:ind w:left="5760" w:hanging="360"/>
+      </w:pPr>
+      <w:rPr>
+        <w:rFonts w:ascii="Courier New" w:hAnsi="Courier New" w:cs="Courier New" w:hint="default"/>
+      </w:rPr>
+    </w:lvl>
+    <w:lvl w:ilvl="8" w:tplc="0C070005" w:tentative="1">
+      <w:start w:val="1"/>
+      <w:numFmt w:val="bullet"/>
+      <w:lvlText w:val=""/>
+      <w:lvlJc w:val="left"/>
+      <w:pPr>
+        <w:ind w:left="6480" w:hanging="360"/>
+      </w:pPr>
+      <w:rPr>
+        <w:rFonts w:ascii="Wingdings" w:hAnsi="Wingdings" w:hint="default"/>
+      </w:rPr>
+    </w:lvl>
+  </w:abstractNum>
+  <w:abstractNum w:abstractNumId="12" w15:restartNumberingAfterBreak="0">
     <w:nsid w:val="46321CCB"/>
     <w:multiLevelType w:val="multilevel"/>
-    <w:tmpl w:val="89E69F8C"/>
+    <w:tmpl w:val="A8566D82"/>
     <w:lvl w:ilvl="0">
       <w:start w:val="1"/>
       <w:numFmt w:val="bullet"/>
@@ -1134,27 +2592,405 @@
       </w:rPr>
     </w:lvl>
   </w:abstractNum>
-  <w:num w:numId="1">
-    <w:abstractNumId w:val="1"/>
+  <w:abstractNum w:abstractNumId="13" w15:restartNumberingAfterBreak="0">
+    <w:nsid w:val="54DC321F"/>
+    <w:multiLevelType w:val="hybridMultilevel"/>
+    <w:tmpl w:val="23002172"/>
+    <w:lvl w:ilvl="0" w:tplc="0C070001">
+      <w:start w:val="1"/>
+      <w:numFmt w:val="bullet"/>
+      <w:lvlText w:val=""/>
+      <w:lvlJc w:val="left"/>
+      <w:pPr>
+        <w:ind w:left="720" w:hanging="360"/>
+      </w:pPr>
+      <w:rPr>
+        <w:rFonts w:ascii="Symbol" w:hAnsi="Symbol" w:hint="default"/>
+      </w:rPr>
+    </w:lvl>
+    <w:lvl w:ilvl="1" w:tplc="0C070003" w:tentative="1">
+      <w:start w:val="1"/>
+      <w:numFmt w:val="bullet"/>
+      <w:lvlText w:val="o"/>
+      <w:lvlJc w:val="left"/>
+      <w:pPr>
+        <w:ind w:left="1440" w:hanging="360"/>
+      </w:pPr>
+      <w:rPr>
+        <w:rFonts w:ascii="Courier New" w:hAnsi="Courier New" w:cs="Courier New" w:hint="default"/>
+      </w:rPr>
+    </w:lvl>
+    <w:lvl w:ilvl="2" w:tplc="0C070005" w:tentative="1">
+      <w:start w:val="1"/>
+      <w:numFmt w:val="bullet"/>
+      <w:lvlText w:val=""/>
+      <w:lvlJc w:val="left"/>
+      <w:pPr>
+        <w:ind w:left="2160" w:hanging="360"/>
+      </w:pPr>
+      <w:rPr>
+        <w:rFonts w:ascii="Wingdings" w:hAnsi="Wingdings" w:hint="default"/>
+      </w:rPr>
+    </w:lvl>
+    <w:lvl w:ilvl="3" w:tplc="0C070001" w:tentative="1">
+      <w:start w:val="1"/>
+      <w:numFmt w:val="bullet"/>
+      <w:lvlText w:val=""/>
+      <w:lvlJc w:val="left"/>
+      <w:pPr>
+        <w:ind w:left="2880" w:hanging="360"/>
+      </w:pPr>
+      <w:rPr>
+        <w:rFonts w:ascii="Symbol" w:hAnsi="Symbol" w:hint="default"/>
+      </w:rPr>
+    </w:lvl>
+    <w:lvl w:ilvl="4" w:tplc="0C070003" w:tentative="1">
+      <w:start w:val="1"/>
+      <w:numFmt w:val="bullet"/>
+      <w:lvlText w:val="o"/>
+      <w:lvlJc w:val="left"/>
+      <w:pPr>
+        <w:ind w:left="3600" w:hanging="360"/>
+      </w:pPr>
+      <w:rPr>
+        <w:rFonts w:ascii="Courier New" w:hAnsi="Courier New" w:cs="Courier New" w:hint="default"/>
+      </w:rPr>
+    </w:lvl>
+    <w:lvl w:ilvl="5" w:tplc="0C070005" w:tentative="1">
+      <w:start w:val="1"/>
+      <w:numFmt w:val="bullet"/>
+      <w:lvlText w:val=""/>
+      <w:lvlJc w:val="left"/>
+      <w:pPr>
+        <w:ind w:left="4320" w:hanging="360"/>
+      </w:pPr>
+      <w:rPr>
+        <w:rFonts w:ascii="Wingdings" w:hAnsi="Wingdings" w:hint="default"/>
+      </w:rPr>
+    </w:lvl>
+    <w:lvl w:ilvl="6" w:tplc="0C070001" w:tentative="1">
+      <w:start w:val="1"/>
+      <w:numFmt w:val="bullet"/>
+      <w:lvlText w:val=""/>
+      <w:lvlJc w:val="left"/>
+      <w:pPr>
+        <w:ind w:left="5040" w:hanging="360"/>
+      </w:pPr>
+      <w:rPr>
+        <w:rFonts w:ascii="Symbol" w:hAnsi="Symbol" w:hint="default"/>
+      </w:rPr>
+    </w:lvl>
+    <w:lvl w:ilvl="7" w:tplc="0C070003" w:tentative="1">
+      <w:start w:val="1"/>
+      <w:numFmt w:val="bullet"/>
+      <w:lvlText w:val="o"/>
+      <w:lvlJc w:val="left"/>
+      <w:pPr>
+        <w:ind w:left="5760" w:hanging="360"/>
+      </w:pPr>
+      <w:rPr>
+        <w:rFonts w:ascii="Courier New" w:hAnsi="Courier New" w:cs="Courier New" w:hint="default"/>
+      </w:rPr>
+    </w:lvl>
+    <w:lvl w:ilvl="8" w:tplc="0C070005" w:tentative="1">
+      <w:start w:val="1"/>
+      <w:numFmt w:val="bullet"/>
+      <w:lvlText w:val=""/>
+      <w:lvlJc w:val="left"/>
+      <w:pPr>
+        <w:ind w:left="6480" w:hanging="360"/>
+      </w:pPr>
+      <w:rPr>
+        <w:rFonts w:ascii="Wingdings" w:hAnsi="Wingdings" w:hint="default"/>
+      </w:rPr>
+    </w:lvl>
+  </w:abstractNum>
+  <w:abstractNum w:abstractNumId="14" w15:restartNumberingAfterBreak="0">
+    <w:nsid w:val="63127570"/>
+    <w:multiLevelType w:val="hybridMultilevel"/>
+    <w:tmpl w:val="4A44A094"/>
+    <w:lvl w:ilvl="0" w:tplc="0C070001">
+      <w:start w:val="1"/>
+      <w:numFmt w:val="bullet"/>
+      <w:lvlText w:val=""/>
+      <w:lvlJc w:val="left"/>
+      <w:pPr>
+        <w:ind w:left="720" w:hanging="360"/>
+      </w:pPr>
+      <w:rPr>
+        <w:rFonts w:ascii="Symbol" w:hAnsi="Symbol" w:hint="default"/>
+      </w:rPr>
+    </w:lvl>
+    <w:lvl w:ilvl="1" w:tplc="0C070003">
+      <w:start w:val="1"/>
+      <w:numFmt w:val="bullet"/>
+      <w:lvlText w:val="o"/>
+      <w:lvlJc w:val="left"/>
+      <w:pPr>
+        <w:ind w:left="1440" w:hanging="360"/>
+      </w:pPr>
+      <w:rPr>
+        <w:rFonts w:ascii="Courier New" w:hAnsi="Courier New" w:cs="Courier New" w:hint="default"/>
+      </w:rPr>
+    </w:lvl>
+    <w:lvl w:ilvl="2" w:tplc="0C070005" w:tentative="1">
+      <w:start w:val="1"/>
+      <w:numFmt w:val="bullet"/>
+      <w:lvlText w:val=""/>
+      <w:lvlJc w:val="left"/>
+      <w:pPr>
+        <w:ind w:left="2160" w:hanging="360"/>
+      </w:pPr>
+      <w:rPr>
+        <w:rFonts w:ascii="Wingdings" w:hAnsi="Wingdings" w:hint="default"/>
+      </w:rPr>
+    </w:lvl>
+    <w:lvl w:ilvl="3" w:tplc="0C070001" w:tentative="1">
+      <w:start w:val="1"/>
+      <w:numFmt w:val="bullet"/>
+      <w:lvlText w:val=""/>
+      <w:lvlJc w:val="left"/>
+      <w:pPr>
+        <w:ind w:left="2880" w:hanging="360"/>
+      </w:pPr>
+      <w:rPr>
+        <w:rFonts w:ascii="Symbol" w:hAnsi="Symbol" w:hint="default"/>
+      </w:rPr>
+    </w:lvl>
+    <w:lvl w:ilvl="4" w:tplc="0C070003" w:tentative="1">
+      <w:start w:val="1"/>
+      <w:numFmt w:val="bullet"/>
+      <w:lvlText w:val="o"/>
+      <w:lvlJc w:val="left"/>
+      <w:pPr>
+        <w:ind w:left="3600" w:hanging="360"/>
+      </w:pPr>
+      <w:rPr>
+        <w:rFonts w:ascii="Courier New" w:hAnsi="Courier New" w:cs="Courier New" w:hint="default"/>
+      </w:rPr>
+    </w:lvl>
+    <w:lvl w:ilvl="5" w:tplc="0C070005" w:tentative="1">
+      <w:start w:val="1"/>
+      <w:numFmt w:val="bullet"/>
+      <w:lvlText w:val=""/>
+      <w:lvlJc w:val="left"/>
+      <w:pPr>
+        <w:ind w:left="4320" w:hanging="360"/>
+      </w:pPr>
+      <w:rPr>
+        <w:rFonts w:ascii="Wingdings" w:hAnsi="Wingdings" w:hint="default"/>
+      </w:rPr>
+    </w:lvl>
+    <w:lvl w:ilvl="6" w:tplc="0C070001" w:tentative="1">
+      <w:start w:val="1"/>
+      <w:numFmt w:val="bullet"/>
+      <w:lvlText w:val=""/>
+      <w:lvlJc w:val="left"/>
+      <w:pPr>
+        <w:ind w:left="5040" w:hanging="360"/>
+      </w:pPr>
+      <w:rPr>
+        <w:rFonts w:ascii="Symbol" w:hAnsi="Symbol" w:hint="default"/>
+      </w:rPr>
+    </w:lvl>
+    <w:lvl w:ilvl="7" w:tplc="0C070003" w:tentative="1">
+      <w:start w:val="1"/>
+      <w:numFmt w:val="bullet"/>
+      <w:lvlText w:val="o"/>
+      <w:lvlJc w:val="left"/>
+      <w:pPr>
+        <w:ind w:left="5760" w:hanging="360"/>
+      </w:pPr>
+      <w:rPr>
+        <w:rFonts w:ascii="Courier New" w:hAnsi="Courier New" w:cs="Courier New" w:hint="default"/>
+      </w:rPr>
+    </w:lvl>
+    <w:lvl w:ilvl="8" w:tplc="0C070005" w:tentative="1">
+      <w:start w:val="1"/>
+      <w:numFmt w:val="bullet"/>
+      <w:lvlText w:val=""/>
+      <w:lvlJc w:val="left"/>
+      <w:pPr>
+        <w:ind w:left="6480" w:hanging="360"/>
+      </w:pPr>
+      <w:rPr>
+        <w:rFonts w:ascii="Wingdings" w:hAnsi="Wingdings" w:hint="default"/>
+      </w:rPr>
+    </w:lvl>
+  </w:abstractNum>
+  <w:abstractNum w:abstractNumId="15" w15:restartNumberingAfterBreak="0">
+    <w:nsid w:val="6962113D"/>
+    <w:multiLevelType w:val="hybridMultilevel"/>
+    <w:tmpl w:val="10F03594"/>
+    <w:lvl w:ilvl="0" w:tplc="0C070001">
+      <w:start w:val="1"/>
+      <w:numFmt w:val="bullet"/>
+      <w:lvlText w:val=""/>
+      <w:lvlJc w:val="left"/>
+      <w:pPr>
+        <w:ind w:left="720" w:hanging="360"/>
+      </w:pPr>
+      <w:rPr>
+        <w:rFonts w:ascii="Symbol" w:hAnsi="Symbol" w:hint="default"/>
+      </w:rPr>
+    </w:lvl>
+    <w:lvl w:ilvl="1" w:tplc="0C070003">
+      <w:start w:val="1"/>
+      <w:numFmt w:val="bullet"/>
+      <w:lvlText w:val="o"/>
+      <w:lvlJc w:val="left"/>
+      <w:pPr>
+        <w:ind w:left="1440" w:hanging="360"/>
+      </w:pPr>
+      <w:rPr>
+        <w:rFonts w:ascii="Courier New" w:hAnsi="Courier New" w:cs="Courier New" w:hint="default"/>
+      </w:rPr>
+    </w:lvl>
+    <w:lvl w:ilvl="2" w:tplc="0C070005" w:tentative="1">
+      <w:start w:val="1"/>
+      <w:numFmt w:val="bullet"/>
+      <w:lvlText w:val=""/>
+      <w:lvlJc w:val="left"/>
+      <w:pPr>
+        <w:ind w:left="2160" w:hanging="360"/>
+      </w:pPr>
+      <w:rPr>
+        <w:rFonts w:ascii="Wingdings" w:hAnsi="Wingdings" w:hint="default"/>
+      </w:rPr>
+    </w:lvl>
+    <w:lvl w:ilvl="3" w:tplc="0C070001" w:tentative="1">
+      <w:start w:val="1"/>
+      <w:numFmt w:val="bullet"/>
+      <w:lvlText w:val=""/>
+      <w:lvlJc w:val="left"/>
+      <w:pPr>
+        <w:ind w:left="2880" w:hanging="360"/>
+      </w:pPr>
+      <w:rPr>
+        <w:rFonts w:ascii="Symbol" w:hAnsi="Symbol" w:hint="default"/>
+      </w:rPr>
+    </w:lvl>
+    <w:lvl w:ilvl="4" w:tplc="0C070003" w:tentative="1">
+      <w:start w:val="1"/>
+      <w:numFmt w:val="bullet"/>
+      <w:lvlText w:val="o"/>
+      <w:lvlJc w:val="left"/>
+      <w:pPr>
+        <w:ind w:left="3600" w:hanging="360"/>
+      </w:pPr>
+      <w:rPr>
+        <w:rFonts w:ascii="Courier New" w:hAnsi="Courier New" w:cs="Courier New" w:hint="default"/>
+      </w:rPr>
+    </w:lvl>
+    <w:lvl w:ilvl="5" w:tplc="0C070005" w:tentative="1">
+      <w:start w:val="1"/>
+      <w:numFmt w:val="bullet"/>
+      <w:lvlText w:val=""/>
+      <w:lvlJc w:val="left"/>
+      <w:pPr>
+        <w:ind w:left="4320" w:hanging="360"/>
+      </w:pPr>
+      <w:rPr>
+        <w:rFonts w:ascii="Wingdings" w:hAnsi="Wingdings" w:hint="default"/>
+      </w:rPr>
+    </w:lvl>
+    <w:lvl w:ilvl="6" w:tplc="0C070001" w:tentative="1">
+      <w:start w:val="1"/>
+      <w:numFmt w:val="bullet"/>
+      <w:lvlText w:val=""/>
+      <w:lvlJc w:val="left"/>
+      <w:pPr>
+        <w:ind w:left="5040" w:hanging="360"/>
+      </w:pPr>
+      <w:rPr>
+        <w:rFonts w:ascii="Symbol" w:hAnsi="Symbol" w:hint="default"/>
+      </w:rPr>
+    </w:lvl>
+    <w:lvl w:ilvl="7" w:tplc="0C070003" w:tentative="1">
+      <w:start w:val="1"/>
+      <w:numFmt w:val="bullet"/>
+      <w:lvlText w:val="o"/>
+      <w:lvlJc w:val="left"/>
+      <w:pPr>
+        <w:ind w:left="5760" w:hanging="360"/>
+      </w:pPr>
+      <w:rPr>
+        <w:rFonts w:ascii="Courier New" w:hAnsi="Courier New" w:cs="Courier New" w:hint="default"/>
+      </w:rPr>
+    </w:lvl>
+    <w:lvl w:ilvl="8" w:tplc="0C070005" w:tentative="1">
+      <w:start w:val="1"/>
+      <w:numFmt w:val="bullet"/>
+      <w:lvlText w:val=""/>
+      <w:lvlJc w:val="left"/>
+      <w:pPr>
+        <w:ind w:left="6480" w:hanging="360"/>
+      </w:pPr>
+      <w:rPr>
+        <w:rFonts w:ascii="Wingdings" w:hAnsi="Wingdings" w:hint="default"/>
+      </w:rPr>
+    </w:lvl>
+  </w:abstractNum>
+  <w:num w:numId="1" w16cid:durableId="1369840255">
+    <w:abstractNumId w:val="4"/>
   </w:num>
-  <w:num w:numId="2">
+  <w:num w:numId="2" w16cid:durableId="1931545448">
+    <w:abstractNumId w:val="3"/>
+  </w:num>
+  <w:num w:numId="3" w16cid:durableId="646324998">
+    <w:abstractNumId w:val="2"/>
+  </w:num>
+  <w:num w:numId="4" w16cid:durableId="2055108848">
     <w:abstractNumId w:val="0"/>
   </w:num>
-  <w:num w:numId="3">
-    <w:abstractNumId w:val="0"/>
+  <w:num w:numId="5" w16cid:durableId="1571186757">
+    <w:abstractNumId w:val="5"/>
+  </w:num>
+  <w:num w:numId="6" w16cid:durableId="87042624">
+    <w:abstractNumId w:val="7"/>
+  </w:num>
+  <w:num w:numId="7" w16cid:durableId="1472405408">
+    <w:abstractNumId w:val="6"/>
+  </w:num>
+  <w:num w:numId="8" w16cid:durableId="1490176746">
+    <w:abstractNumId w:val="13"/>
+  </w:num>
+  <w:num w:numId="9" w16cid:durableId="787167742">
+    <w:abstractNumId w:val="11"/>
+  </w:num>
+  <w:num w:numId="10" w16cid:durableId="1391883451">
+    <w:abstractNumId w:val="12"/>
+  </w:num>
+  <w:num w:numId="11" w16cid:durableId="1609893402">
+    <w:abstractNumId w:val="10"/>
+  </w:num>
+  <w:num w:numId="12" w16cid:durableId="838227050">
+    <w:abstractNumId w:val="15"/>
+  </w:num>
+  <w:num w:numId="13" w16cid:durableId="1267539307">
+    <w:abstractNumId w:val="14"/>
+  </w:num>
+  <w:num w:numId="14" w16cid:durableId="782384901">
+    <w:abstractNumId w:val="9"/>
+  </w:num>
+  <w:num w:numId="15" w16cid:durableId="126943799">
+    <w:abstractNumId w:val="8"/>
+  </w:num>
+  <w:num w:numId="16" w16cid:durableId="1485394541">
+    <w:abstractNumId w:val="1"/>
   </w:num>
 </w:numbering>
 </file>
 
 <file path=word/styles.xml><?xml version="1.0" encoding="utf-8"?>
-<w:styles xmlns:mc="http://schemas.openxmlformats.org/markup-compatibility/2006" xmlns:r="http://schemas.openxmlformats.org/officeDocument/2006/relationships" xmlns:w="http://schemas.openxmlformats.org/wordprocessingml/2006/main" xmlns:w14="http://schemas.microsoft.com/office/word/2010/wordml" xmlns:w15="http://schemas.microsoft.com/office/word/2012/wordml" mc:Ignorable="w14 w15">
+<w:styles xmlns:mc="http://schemas.openxmlformats.org/markup-compatibility/2006" xmlns:r="http://schemas.openxmlformats.org/officeDocument/2006/relationships" xmlns:w="http://schemas.openxmlformats.org/wordprocessingml/2006/main" xmlns:w14="http://schemas.microsoft.com/office/word/2010/wordml" xmlns:w15="http://schemas.microsoft.com/office/word/2012/wordml" xmlns:w16cex="http://schemas.microsoft.com/office/word/2018/wordml/cex" xmlns:w16cid="http://schemas.microsoft.com/office/word/2016/wordml/cid" xmlns:w16="http://schemas.microsoft.com/office/word/2018/wordml" xmlns:w16du="http://schemas.microsoft.com/office/word/2023/wordml/word16du" xmlns:w16sdtdh="http://schemas.microsoft.com/office/word/2020/wordml/sdtdatahash" xmlns:w16se="http://schemas.microsoft.com/office/word/2015/wordml/symex" mc:Ignorable="w14 w15 w16se w16cid w16 w16cex w16sdtdh w16du">
   <w:docDefaults>
     <w:rPrDefault>
       <w:rPr>
         <w:rFonts w:asciiTheme="minorHAnsi" w:eastAsiaTheme="minorHAnsi" w:hAnsiTheme="minorHAnsi" w:cstheme="minorBidi"/>
         <w:sz w:val="22"/>
         <w:szCs w:val="22"/>
-        <w:lang w:val="de-DE" w:eastAsia="en-US" w:bidi="ar-SA"/>
+        <w:lang w:val="de-AT" w:eastAsia="en-US" w:bidi="ar-SA"/>
       </w:rPr>
     </w:rPrDefault>
     <w:pPrDefault>
@@ -1163,17 +2999,17 @@
       </w:pPr>
     </w:pPrDefault>
   </w:docDefaults>
-  <w:latentStyles w:defLockedState="0" w:defUIPriority="99" w:defSemiHidden="0" w:defUnhideWhenUsed="0" w:defQFormat="0" w:count="371">
+  <w:latentStyles w:defLockedState="0" w:defUIPriority="99" w:defSemiHidden="0" w:defUnhideWhenUsed="0" w:defQFormat="0" w:count="376">
     <w:lsdException w:name="Normal" w:uiPriority="0" w:qFormat="1"/>
-    <w:lsdException w:name="heading 1" w:uiPriority="0" w:qFormat="1"/>
-    <w:lsdException w:name="heading 2" w:semiHidden="1" w:uiPriority="0" w:unhideWhenUsed="1" w:qFormat="1"/>
-    <w:lsdException w:name="heading 3" w:semiHidden="1" w:uiPriority="0" w:unhideWhenUsed="1" w:qFormat="1"/>
-    <w:lsdException w:name="heading 4" w:semiHidden="1" w:uiPriority="0" w:unhideWhenUsed="1" w:qFormat="1"/>
-    <w:lsdException w:name="heading 5" w:semiHidden="1" w:uiPriority="0" w:unhideWhenUsed="1" w:qFormat="1"/>
-    <w:lsdException w:name="heading 6" w:semiHidden="1" w:uiPriority="0" w:unhideWhenUsed="1" w:qFormat="1"/>
-    <w:lsdException w:name="heading 7" w:semiHidden="1" w:uiPriority="0" w:unhideWhenUsed="1" w:qFormat="1"/>
-    <w:lsdException w:name="heading 8" w:semiHidden="1" w:uiPriority="0" w:unhideWhenUsed="1" w:qFormat="1"/>
-    <w:lsdException w:name="heading 9" w:semiHidden="1" w:uiPriority="0" w:unhideWhenUsed="1" w:qFormat="1"/>
+    <w:lsdException w:name="heading 1" w:uiPriority="9" w:qFormat="1"/>
+    <w:lsdException w:name="heading 2" w:semiHidden="1" w:uiPriority="9" w:unhideWhenUsed="1" w:qFormat="1"/>
+    <w:lsdException w:name="heading 3" w:semiHidden="1" w:uiPriority="9" w:unhideWhenUsed="1" w:qFormat="1"/>
+    <w:lsdException w:name="heading 4" w:semiHidden="1" w:uiPriority="9" w:unhideWhenUsed="1" w:qFormat="1"/>
+    <w:lsdException w:name="heading 5" w:semiHidden="1" w:uiPriority="9" w:unhideWhenUsed="1" w:qFormat="1"/>
+    <w:lsdException w:name="heading 6" w:semiHidden="1" w:uiPriority="9" w:unhideWhenUsed="1" w:qFormat="1"/>
+    <w:lsdException w:name="heading 7" w:semiHidden="1" w:uiPriority="9" w:unhideWhenUsed="1" w:qFormat="1"/>
+    <w:lsdException w:name="heading 8" w:semiHidden="1" w:uiPriority="9" w:unhideWhenUsed="1" w:qFormat="1"/>
+    <w:lsdException w:name="heading 9" w:semiHidden="1" w:uiPriority="9" w:unhideWhenUsed="1" w:qFormat="1"/>
     <w:lsdException w:name="index 1" w:semiHidden="1" w:unhideWhenUsed="1"/>
     <w:lsdException w:name="index 2" w:semiHidden="1" w:unhideWhenUsed="1"/>
     <w:lsdException w:name="index 3" w:semiHidden="1" w:unhideWhenUsed="1"/>
@@ -1249,7 +3085,7 @@
     <w:lsdException w:name="Body Text Indent 2" w:semiHidden="1" w:unhideWhenUsed="1"/>
     <w:lsdException w:name="Body Text Indent 3" w:semiHidden="1" w:unhideWhenUsed="1"/>
     <w:lsdException w:name="Block Text" w:semiHidden="1" w:unhideWhenUsed="1"/>
-    <w:lsdException w:name="Hyperlink" w:semiHidden="1" w:unhideWhenUsed="1"/>
+    <w:lsdException w:name="Hyperlink" w:semiHidden="1" w:uiPriority="0" w:unhideWhenUsed="1"/>
     <w:lsdException w:name="FollowedHyperlink" w:semiHidden="1" w:unhideWhenUsed="1"/>
     <w:lsdException w:name="Strong" w:uiPriority="22" w:qFormat="1"/>
     <w:lsdException w:name="Emphasis" w:uiPriority="20" w:qFormat="1"/>
@@ -1318,7 +3154,7 @@
     <w:lsdException w:name="Table Web 2" w:semiHidden="1" w:unhideWhenUsed="1"/>
     <w:lsdException w:name="Table Web 3" w:semiHidden="1" w:unhideWhenUsed="1"/>
     <w:lsdException w:name="Balloon Text" w:semiHidden="1" w:unhideWhenUsed="1"/>
-    <w:lsdException w:name="Table Grid" w:uiPriority="39"/>
+    <w:lsdException w:name="Table Grid" w:uiPriority="0"/>
     <w:lsdException w:name="Table Theme" w:semiHidden="1" w:unhideWhenUsed="1"/>
     <w:lsdException w:name="Placeholder Text" w:semiHidden="1"/>
     <w:lsdException w:name="No Spacing" w:uiPriority="1" w:qFormat="1"/>
@@ -1535,18 +3371,31 @@
     <w:lsdException w:name="List Table 5 Dark Accent 6" w:uiPriority="50"/>
     <w:lsdException w:name="List Table 6 Colorful Accent 6" w:uiPriority="51"/>
     <w:lsdException w:name="List Table 7 Colorful Accent 6" w:uiPriority="52"/>
+    <w:lsdException w:name="Mention" w:semiHidden="1" w:unhideWhenUsed="1"/>
+    <w:lsdException w:name="Smart Hyperlink" w:semiHidden="1" w:unhideWhenUsed="1"/>
+    <w:lsdException w:name="Hashtag" w:semiHidden="1" w:unhideWhenUsed="1"/>
+    <w:lsdException w:name="Unresolved Mention" w:semiHidden="1" w:unhideWhenUsed="1"/>
+    <w:lsdException w:name="Smart Link" w:semiHidden="1" w:unhideWhenUsed="1"/>
   </w:latentStyles>
   <w:style w:type="paragraph" w:default="1" w:styleId="Standard">
     <w:name w:val="Normal"/>
     <w:qFormat/>
+    <w:rsid w:val="00A503FC"/>
+    <w:pPr>
+      <w:spacing w:after="200" w:line="276" w:lineRule="auto"/>
+    </w:pPr>
+    <w:rPr>
+      <w:sz w:val="24"/>
+    </w:rPr>
   </w:style>
   <w:style w:type="paragraph" w:styleId="berschrift1">
     <w:name w:val="heading 1"/>
     <w:basedOn w:val="Standard"/>
     <w:next w:val="Standard"/>
     <w:link w:val="berschrift1Zchn"/>
+    <w:uiPriority w:val="9"/>
     <w:qFormat/>
-    <w:rsid w:val="001747AB"/>
+    <w:rsid w:val="004B038D"/>
     <w:pPr>
       <w:keepNext/>
       <w:keepLines/>
@@ -1562,56 +3411,26 @@
   </w:style>
   <w:style w:type="paragraph" w:styleId="berschrift2">
     <w:name w:val="heading 2"/>
-    <w:basedOn w:val="berschrift1"/>
+    <w:basedOn w:val="Standard"/>
     <w:next w:val="Standard"/>
     <w:link w:val="berschrift2Zchn"/>
-    <w:autoRedefine/>
+    <w:uiPriority w:val="9"/>
+    <w:unhideWhenUsed/>
     <w:qFormat/>
-    <w:rsid w:val="001747AB"/>
+    <w:rsid w:val="0083473C"/>
     <w:pPr>
-      <w:numPr>
-        <w:ilvl w:val="1"/>
-        <w:numId w:val="2"/>
-      </w:numPr>
-      <w:tabs>
-        <w:tab w:val="left" w:pos="851"/>
-      </w:tabs>
-      <w:spacing w:before="100" w:beforeAutospacing="1" w:after="100" w:afterAutospacing="1" w:line="240" w:lineRule="auto"/>
+      <w:keepNext/>
+      <w:keepLines/>
+      <w:spacing w:before="200" w:after="0"/>
       <w:outlineLvl w:val="1"/>
     </w:pPr>
     <w:rPr>
-      <w:rFonts w:ascii="Verdana" w:eastAsia="Times New Roman" w:hAnsi="Verdana" w:cs="Times New Roman"/>
-      <w:b/>
-      <w:color w:val="auto"/>
-      <w:sz w:val="28"/>
-      <w:lang w:eastAsia="de-DE"/>
-    </w:rPr>
-  </w:style>
-  <w:style w:type="paragraph" w:styleId="berschrift3">
-    <w:name w:val="heading 3"/>
-    <w:basedOn w:val="Standard"/>
-    <w:next w:val="Standard"/>
-    <w:link w:val="berschrift3Zchn"/>
-    <w:qFormat/>
-    <w:rsid w:val="001747AB"/>
-    <w:pPr>
-      <w:keepNext/>
-      <w:keepLines/>
-      <w:numPr>
-        <w:ilvl w:val="2"/>
-        <w:numId w:val="2"/>
-      </w:numPr>
-      <w:spacing w:before="100" w:beforeAutospacing="1" w:after="100" w:afterAutospacing="1" w:line="240" w:lineRule="auto"/>
-      <w:ind w:left="0"/>
-      <w:outlineLvl w:val="2"/>
-    </w:pPr>
-    <w:rPr>
-      <w:rFonts w:ascii="Verdana" w:eastAsia="Times New Roman" w:hAnsi="Verdana" w:cs="Times New Roman"/>
+      <w:rFonts w:asciiTheme="majorHAnsi" w:eastAsiaTheme="majorEastAsia" w:hAnsiTheme="majorHAnsi" w:cstheme="majorBidi"/>
       <w:b/>
       <w:bCs/>
+      <w:color w:val="5B9BD5" w:themeColor="accent1"/>
       <w:sz w:val="26"/>
-      <w:szCs w:val="28"/>
-      <w:lang w:eastAsia="de-DE"/>
+      <w:szCs w:val="26"/>
     </w:rPr>
   </w:style>
   <w:style w:type="paragraph" w:styleId="berschrift4">
@@ -1619,146 +3438,22 @@
     <w:basedOn w:val="Standard"/>
     <w:next w:val="Standard"/>
     <w:link w:val="berschrift4Zchn"/>
+    <w:uiPriority w:val="9"/>
+    <w:semiHidden/>
+    <w:unhideWhenUsed/>
     <w:qFormat/>
-    <w:rsid w:val="001747AB"/>
+    <w:rsid w:val="007F1466"/>
     <w:pPr>
       <w:keepNext/>
-      <w:numPr>
-        <w:ilvl w:val="3"/>
-        <w:numId w:val="2"/>
-      </w:numPr>
-      <w:spacing w:before="100" w:beforeAutospacing="1" w:after="100" w:afterAutospacing="1" w:line="240" w:lineRule="auto"/>
-      <w:ind w:left="0"/>
+      <w:keepLines/>
+      <w:spacing w:before="40" w:after="0"/>
       <w:outlineLvl w:val="3"/>
     </w:pPr>
     <w:rPr>
-      <w:rFonts w:ascii="Verdana" w:eastAsia="Times New Roman" w:hAnsi="Verdana" w:cs="Times New Roman"/>
-      <w:b/>
-      <w:szCs w:val="24"/>
-      <w:lang w:eastAsia="de-DE"/>
-    </w:rPr>
-  </w:style>
-  <w:style w:type="paragraph" w:styleId="berschrift5">
-    <w:name w:val="heading 5"/>
-    <w:basedOn w:val="Standard"/>
-    <w:next w:val="Standard"/>
-    <w:link w:val="berschrift5Zchn"/>
-    <w:qFormat/>
-    <w:rsid w:val="001747AB"/>
-    <w:pPr>
-      <w:keepNext/>
-      <w:numPr>
-        <w:ilvl w:val="4"/>
-        <w:numId w:val="2"/>
-      </w:numPr>
-      <w:spacing w:before="100" w:beforeAutospacing="1" w:after="100" w:afterAutospacing="1" w:line="240" w:lineRule="auto"/>
-      <w:ind w:left="0"/>
-      <w:jc w:val="both"/>
-      <w:outlineLvl w:val="4"/>
-    </w:pPr>
-    <w:rPr>
-      <w:rFonts w:ascii="Verdana" w:eastAsia="Times New Roman" w:hAnsi="Verdana" w:cs="Times New Roman"/>
-      <w:b/>
-      <w:bCs/>
-      <w:sz w:val="20"/>
-      <w:szCs w:val="24"/>
-      <w:lang w:eastAsia="de-DE"/>
-    </w:rPr>
-  </w:style>
-  <w:style w:type="paragraph" w:styleId="berschrift6">
-    <w:name w:val="heading 6"/>
-    <w:basedOn w:val="Standard"/>
-    <w:next w:val="Standard"/>
-    <w:link w:val="berschrift6Zchn"/>
-    <w:qFormat/>
-    <w:rsid w:val="001747AB"/>
-    <w:pPr>
-      <w:numPr>
-        <w:ilvl w:val="5"/>
-        <w:numId w:val="2"/>
-      </w:numPr>
-      <w:spacing w:before="100" w:beforeAutospacing="1" w:after="100" w:afterAutospacing="1" w:line="240" w:lineRule="auto"/>
-      <w:ind w:left="0"/>
-      <w:outlineLvl w:val="5"/>
-    </w:pPr>
-    <w:rPr>
-      <w:rFonts w:ascii="Verdana" w:eastAsia="Times New Roman" w:hAnsi="Verdana" w:cs="Times New Roman"/>
-      <w:i/>
-      <w:szCs w:val="24"/>
-      <w:lang w:eastAsia="de-DE"/>
-    </w:rPr>
-  </w:style>
-  <w:style w:type="paragraph" w:styleId="berschrift7">
-    <w:name w:val="heading 7"/>
-    <w:basedOn w:val="Standard"/>
-    <w:next w:val="Standard"/>
-    <w:link w:val="berschrift7Zchn"/>
-    <w:qFormat/>
-    <w:rsid w:val="001747AB"/>
-    <w:pPr>
-      <w:numPr>
-        <w:ilvl w:val="6"/>
-        <w:numId w:val="2"/>
-      </w:numPr>
-      <w:spacing w:before="100" w:beforeAutospacing="1" w:after="100" w:afterAutospacing="1" w:line="240" w:lineRule="auto"/>
-      <w:ind w:left="0"/>
-      <w:outlineLvl w:val="6"/>
-    </w:pPr>
-    <w:rPr>
-      <w:rFonts w:ascii="Verdana" w:eastAsia="Times New Roman" w:hAnsi="Verdana" w:cs="Times New Roman"/>
-      <w:sz w:val="24"/>
-      <w:szCs w:val="24"/>
-      <w:lang w:eastAsia="de-DE"/>
-    </w:rPr>
-  </w:style>
-  <w:style w:type="paragraph" w:styleId="berschrift8">
-    <w:name w:val="heading 8"/>
-    <w:basedOn w:val="Standard"/>
-    <w:next w:val="Standard"/>
-    <w:link w:val="berschrift8Zchn"/>
-    <w:qFormat/>
-    <w:rsid w:val="001747AB"/>
-    <w:pPr>
-      <w:numPr>
-        <w:ilvl w:val="7"/>
-        <w:numId w:val="2"/>
-      </w:numPr>
-      <w:spacing w:before="100" w:beforeAutospacing="1" w:after="100" w:afterAutospacing="1" w:line="240" w:lineRule="auto"/>
-      <w:ind w:left="0"/>
-      <w:outlineLvl w:val="7"/>
-    </w:pPr>
-    <w:rPr>
-      <w:rFonts w:ascii="Verdana" w:eastAsia="Times New Roman" w:hAnsi="Verdana" w:cs="Times New Roman"/>
+      <w:rFonts w:asciiTheme="majorHAnsi" w:eastAsiaTheme="majorEastAsia" w:hAnsiTheme="majorHAnsi" w:cstheme="majorBidi"/>
       <w:i/>
       <w:iCs/>
-      <w:sz w:val="24"/>
-      <w:szCs w:val="24"/>
-      <w:lang w:eastAsia="de-DE"/>
-    </w:rPr>
-  </w:style>
-  <w:style w:type="paragraph" w:styleId="berschrift9">
-    <w:name w:val="heading 9"/>
-    <w:basedOn w:val="Standard"/>
-    <w:next w:val="Standard"/>
-    <w:link w:val="berschrift9Zchn"/>
-    <w:qFormat/>
-    <w:rsid w:val="001747AB"/>
-    <w:pPr>
-      <w:numPr>
-        <w:ilvl w:val="8"/>
-        <w:numId w:val="2"/>
-      </w:numPr>
-      <w:spacing w:before="100" w:beforeAutospacing="1" w:after="100" w:afterAutospacing="1" w:line="240" w:lineRule="auto"/>
-      <w:ind w:left="0"/>
-      <w:outlineLvl w:val="8"/>
-    </w:pPr>
-    <w:rPr>
-      <w:rFonts w:ascii="Verdana" w:eastAsia="Times New Roman" w:hAnsi="Verdana" w:cs="Times New Roman"/>
-      <w:i/>
-      <w:iCs/>
-      <w:sz w:val="18"/>
-      <w:szCs w:val="18"/>
-      <w:lang w:eastAsia="de-DE"/>
+      <w:color w:val="2E74B5" w:themeColor="accent1" w:themeShade="BF"/>
     </w:rPr>
   </w:style>
   <w:style w:type="character" w:default="1" w:styleId="Absatz-Standardschriftart">
@@ -1788,152 +3483,139 @@
     <w:semiHidden/>
     <w:unhideWhenUsed/>
   </w:style>
+  <w:style w:type="paragraph" w:styleId="Kopfzeile">
+    <w:name w:val="header"/>
+    <w:basedOn w:val="Standard"/>
+    <w:link w:val="KopfzeileZchn"/>
+    <w:uiPriority w:val="99"/>
+    <w:unhideWhenUsed/>
+    <w:rsid w:val="004E322A"/>
+    <w:pPr>
+      <w:tabs>
+        <w:tab w:val="center" w:pos="4536"/>
+        <w:tab w:val="right" w:pos="9072"/>
+      </w:tabs>
+      <w:spacing w:after="0" w:line="240" w:lineRule="auto"/>
+    </w:pPr>
+  </w:style>
+  <w:style w:type="character" w:customStyle="1" w:styleId="KopfzeileZchn">
+    <w:name w:val="Kopfzeile Zchn"/>
+    <w:basedOn w:val="Absatz-Standardschriftart"/>
+    <w:link w:val="Kopfzeile"/>
+    <w:uiPriority w:val="99"/>
+    <w:rsid w:val="004E322A"/>
+  </w:style>
+  <w:style w:type="paragraph" w:styleId="Fuzeile">
+    <w:name w:val="footer"/>
+    <w:basedOn w:val="Standard"/>
+    <w:link w:val="FuzeileZchn"/>
+    <w:uiPriority w:val="99"/>
+    <w:unhideWhenUsed/>
+    <w:rsid w:val="004E322A"/>
+    <w:pPr>
+      <w:tabs>
+        <w:tab w:val="center" w:pos="4536"/>
+        <w:tab w:val="right" w:pos="9072"/>
+      </w:tabs>
+      <w:spacing w:after="0" w:line="240" w:lineRule="auto"/>
+    </w:pPr>
+  </w:style>
+  <w:style w:type="character" w:customStyle="1" w:styleId="FuzeileZchn">
+    <w:name w:val="Fußzeile Zchn"/>
+    <w:basedOn w:val="Absatz-Standardschriftart"/>
+    <w:link w:val="Fuzeile"/>
+    <w:uiPriority w:val="99"/>
+    <w:rsid w:val="004E322A"/>
+  </w:style>
+  <w:style w:type="paragraph" w:styleId="Sprechblasentext">
+    <w:name w:val="Balloon Text"/>
+    <w:basedOn w:val="Standard"/>
+    <w:link w:val="SprechblasentextZchn"/>
+    <w:uiPriority w:val="99"/>
+    <w:semiHidden/>
+    <w:unhideWhenUsed/>
+    <w:rsid w:val="004E322A"/>
+    <w:pPr>
+      <w:spacing w:after="0" w:line="240" w:lineRule="auto"/>
+    </w:pPr>
+    <w:rPr>
+      <w:rFonts w:ascii="Segoe UI" w:hAnsi="Segoe UI" w:cs="Segoe UI"/>
+      <w:sz w:val="18"/>
+      <w:szCs w:val="18"/>
+    </w:rPr>
+  </w:style>
+  <w:style w:type="character" w:customStyle="1" w:styleId="SprechblasentextZchn">
+    <w:name w:val="Sprechblasentext Zchn"/>
+    <w:basedOn w:val="Absatz-Standardschriftart"/>
+    <w:link w:val="Sprechblasentext"/>
+    <w:uiPriority w:val="99"/>
+    <w:semiHidden/>
+    <w:rsid w:val="004E322A"/>
+    <w:rPr>
+      <w:rFonts w:ascii="Segoe UI" w:hAnsi="Segoe UI" w:cs="Segoe UI"/>
+      <w:sz w:val="18"/>
+      <w:szCs w:val="18"/>
+    </w:rPr>
+  </w:style>
+  <w:style w:type="table" w:styleId="Tabellenraster">
+    <w:name w:val="Table Grid"/>
+    <w:basedOn w:val="NormaleTabelle"/>
+    <w:rsid w:val="004E322A"/>
+    <w:pPr>
+      <w:spacing w:after="0" w:line="240" w:lineRule="auto"/>
+    </w:pPr>
+    <w:tblPr>
+      <w:tblBorders>
+        <w:top w:val="single" w:sz="4" w:space="0" w:color="auto"/>
+        <w:left w:val="single" w:sz="4" w:space="0" w:color="auto"/>
+        <w:bottom w:val="single" w:sz="4" w:space="0" w:color="auto"/>
+        <w:right w:val="single" w:sz="4" w:space="0" w:color="auto"/>
+        <w:insideH w:val="single" w:sz="4" w:space="0" w:color="auto"/>
+        <w:insideV w:val="single" w:sz="4" w:space="0" w:color="auto"/>
+      </w:tblBorders>
+    </w:tblPr>
+  </w:style>
   <w:style w:type="character" w:customStyle="1" w:styleId="berschrift2Zchn">
     <w:name w:val="Überschrift 2 Zchn"/>
     <w:basedOn w:val="Absatz-Standardschriftart"/>
     <w:link w:val="berschrift2"/>
-    <w:rsid w:val="001747AB"/>
+    <w:uiPriority w:val="9"/>
+    <w:rsid w:val="0083473C"/>
     <w:rPr>
-      <w:rFonts w:ascii="Verdana" w:eastAsia="Times New Roman" w:hAnsi="Verdana" w:cs="Times New Roman"/>
+      <w:rFonts w:asciiTheme="majorHAnsi" w:eastAsiaTheme="majorEastAsia" w:hAnsiTheme="majorHAnsi" w:cstheme="majorBidi"/>
       <w:b/>
-      <w:sz w:val="28"/>
-      <w:szCs w:val="32"/>
-      <w:lang w:eastAsia="de-DE"/>
+      <w:bCs/>
+      <w:color w:val="5B9BD5" w:themeColor="accent1"/>
+      <w:sz w:val="26"/>
+      <w:szCs w:val="26"/>
     </w:rPr>
   </w:style>
-  <w:style w:type="character" w:customStyle="1" w:styleId="berschrift3Zchn">
-    <w:name w:val="Überschrift 3 Zchn"/>
-    <w:basedOn w:val="Absatz-Standardschriftart"/>
-    <w:link w:val="berschrift3"/>
-    <w:rsid w:val="001747AB"/>
-    <w:rPr>
-      <w:rFonts w:ascii="Verdana" w:eastAsia="Times New Roman" w:hAnsi="Verdana" w:cs="Times New Roman"/>
-      <w:b/>
-      <w:bCs/>
-      <w:sz w:val="26"/>
-      <w:szCs w:val="28"/>
-      <w:lang w:eastAsia="de-DE"/>
-    </w:rPr>
+  <w:style w:type="paragraph" w:styleId="Listenabsatz">
+    <w:name w:val="List Paragraph"/>
+    <w:basedOn w:val="Standard"/>
+    <w:uiPriority w:val="34"/>
+    <w:qFormat/>
+    <w:rsid w:val="0083473C"/>
+    <w:pPr>
+      <w:ind w:left="720"/>
+      <w:contextualSpacing/>
+    </w:pPr>
   </w:style>
-  <w:style w:type="character" w:customStyle="1" w:styleId="berschrift4Zchn">
-    <w:name w:val="Überschrift 4 Zchn"/>
-    <w:basedOn w:val="Absatz-Standardschriftart"/>
-    <w:link w:val="berschrift4"/>
-    <w:rsid w:val="001747AB"/>
-    <w:rPr>
-      <w:rFonts w:ascii="Verdana" w:eastAsia="Times New Roman" w:hAnsi="Verdana" w:cs="Times New Roman"/>
-      <w:b/>
-      <w:szCs w:val="24"/>
-      <w:lang w:eastAsia="de-DE"/>
-    </w:rPr>
-  </w:style>
-  <w:style w:type="character" w:customStyle="1" w:styleId="berschrift5Zchn">
-    <w:name w:val="Überschrift 5 Zchn"/>
-    <w:basedOn w:val="Absatz-Standardschriftart"/>
-    <w:link w:val="berschrift5"/>
-    <w:rsid w:val="001747AB"/>
-    <w:rPr>
-      <w:rFonts w:ascii="Verdana" w:eastAsia="Times New Roman" w:hAnsi="Verdana" w:cs="Times New Roman"/>
-      <w:b/>
-      <w:bCs/>
-      <w:sz w:val="20"/>
-      <w:szCs w:val="24"/>
-      <w:lang w:eastAsia="de-DE"/>
-    </w:rPr>
-  </w:style>
-  <w:style w:type="character" w:customStyle="1" w:styleId="berschrift6Zchn">
-    <w:name w:val="Überschrift 6 Zchn"/>
-    <w:basedOn w:val="Absatz-Standardschriftart"/>
-    <w:link w:val="berschrift6"/>
-    <w:rsid w:val="001747AB"/>
-    <w:rPr>
-      <w:rFonts w:ascii="Verdana" w:eastAsia="Times New Roman" w:hAnsi="Verdana" w:cs="Times New Roman"/>
-      <w:i/>
-      <w:szCs w:val="24"/>
-      <w:lang w:eastAsia="de-DE"/>
-    </w:rPr>
-  </w:style>
-  <w:style w:type="character" w:customStyle="1" w:styleId="berschrift7Zchn">
-    <w:name w:val="Überschrift 7 Zchn"/>
-    <w:basedOn w:val="Absatz-Standardschriftart"/>
-    <w:link w:val="berschrift7"/>
-    <w:rsid w:val="001747AB"/>
-    <w:rPr>
-      <w:rFonts w:ascii="Verdana" w:eastAsia="Times New Roman" w:hAnsi="Verdana" w:cs="Times New Roman"/>
-      <w:sz w:val="24"/>
-      <w:szCs w:val="24"/>
-      <w:lang w:eastAsia="de-DE"/>
-    </w:rPr>
-  </w:style>
-  <w:style w:type="character" w:customStyle="1" w:styleId="berschrift8Zchn">
-    <w:name w:val="Überschrift 8 Zchn"/>
-    <w:basedOn w:val="Absatz-Standardschriftart"/>
-    <w:link w:val="berschrift8"/>
-    <w:rsid w:val="001747AB"/>
-    <w:rPr>
-      <w:rFonts w:ascii="Verdana" w:eastAsia="Times New Roman" w:hAnsi="Verdana" w:cs="Times New Roman"/>
-      <w:i/>
-      <w:iCs/>
-      <w:sz w:val="24"/>
-      <w:szCs w:val="24"/>
-      <w:lang w:eastAsia="de-DE"/>
-    </w:rPr>
-  </w:style>
-  <w:style w:type="character" w:customStyle="1" w:styleId="berschrift9Zchn">
-    <w:name w:val="Überschrift 9 Zchn"/>
-    <w:basedOn w:val="Absatz-Standardschriftart"/>
-    <w:link w:val="berschrift9"/>
-    <w:rsid w:val="001747AB"/>
-    <w:rPr>
-      <w:rFonts w:ascii="Verdana" w:eastAsia="Times New Roman" w:hAnsi="Verdana" w:cs="Times New Roman"/>
-      <w:i/>
-      <w:iCs/>
-      <w:sz w:val="18"/>
-      <w:szCs w:val="18"/>
-      <w:lang w:eastAsia="de-DE"/>
-    </w:rPr>
-  </w:style>
-  <w:style w:type="paragraph" w:customStyle="1" w:styleId="Aufzhlung1">
-    <w:name w:val="Aufzählung 1"/>
-    <w:basedOn w:val="Standard"/>
-    <w:autoRedefine/>
-    <w:rsid w:val="001747AB"/>
+  <w:style w:type="paragraph" w:styleId="KeinLeerraum">
+    <w:name w:val="No Spacing"/>
+    <w:uiPriority w:val="1"/>
+    <w:qFormat/>
+    <w:rsid w:val="0083473C"/>
     <w:pPr>
-      <w:numPr>
-        <w:numId w:val="1"/>
-      </w:numPr>
       <w:spacing w:after="0" w:line="240" w:lineRule="auto"/>
     </w:pPr>
-    <w:rPr>
-      <w:rFonts w:ascii="Arial" w:eastAsia="Times New Roman" w:hAnsi="Arial" w:cs="Times New Roman"/>
-      <w:sz w:val="20"/>
-      <w:szCs w:val="24"/>
-      <w:lang w:eastAsia="de-DE"/>
-    </w:rPr>
-  </w:style>
-  <w:style w:type="paragraph" w:customStyle="1" w:styleId="Aufgabentitel">
-    <w:name w:val="Aufgabentitel"/>
-    <w:basedOn w:val="Standard"/>
-    <w:rsid w:val="001747AB"/>
-    <w:pPr>
-      <w:numPr>
-        <w:numId w:val="2"/>
-      </w:numPr>
-      <w:spacing w:before="100" w:beforeAutospacing="1" w:after="100" w:afterAutospacing="1" w:line="240" w:lineRule="auto"/>
-    </w:pPr>
-    <w:rPr>
-      <w:rFonts w:ascii="Arial" w:eastAsia="Times New Roman" w:hAnsi="Arial" w:cs="Times New Roman"/>
-      <w:b/>
-      <w:sz w:val="20"/>
-      <w:szCs w:val="24"/>
-      <w:lang w:eastAsia="de-DE"/>
-    </w:rPr>
   </w:style>
   <w:style w:type="character" w:customStyle="1" w:styleId="berschrift1Zchn">
     <w:name w:val="Überschrift 1 Zchn"/>
     <w:basedOn w:val="Absatz-Standardschriftart"/>
     <w:link w:val="berschrift1"/>
-    <w:rsid w:val="001747AB"/>
+    <w:uiPriority w:val="9"/>
+    <w:rsid w:val="004B038D"/>
     <w:rPr>
       <w:rFonts w:asciiTheme="majorHAnsi" w:eastAsiaTheme="majorEastAsia" w:hAnsiTheme="majorHAnsi" w:cstheme="majorBidi"/>
       <w:color w:val="2E74B5" w:themeColor="accent1" w:themeShade="BF"/>
@@ -1941,13 +3623,141 @@
       <w:szCs w:val="32"/>
     </w:rPr>
   </w:style>
+  <w:style w:type="character" w:styleId="Hyperlink">
+    <w:name w:val="Hyperlink"/>
+    <w:basedOn w:val="Absatz-Standardschriftart"/>
+    <w:rsid w:val="00BB4C33"/>
+    <w:rPr>
+      <w:color w:val="0000FF"/>
+      <w:u w:val="single"/>
+    </w:rPr>
+  </w:style>
+  <w:style w:type="character" w:customStyle="1" w:styleId="berschrift4Zchn">
+    <w:name w:val="Überschrift 4 Zchn"/>
+    <w:basedOn w:val="Absatz-Standardschriftart"/>
+    <w:link w:val="berschrift4"/>
+    <w:uiPriority w:val="9"/>
+    <w:semiHidden/>
+    <w:rsid w:val="007F1466"/>
+    <w:rPr>
+      <w:rFonts w:asciiTheme="majorHAnsi" w:eastAsiaTheme="majorEastAsia" w:hAnsiTheme="majorHAnsi" w:cstheme="majorBidi"/>
+      <w:i/>
+      <w:iCs/>
+      <w:color w:val="2E74B5" w:themeColor="accent1" w:themeShade="BF"/>
+    </w:rPr>
+  </w:style>
+  <w:style w:type="paragraph" w:customStyle="1" w:styleId="Text">
+    <w:name w:val="Text"/>
+    <w:basedOn w:val="Standard"/>
+    <w:link w:val="TextChar1"/>
+    <w:rsid w:val="007F1466"/>
+    <w:pPr>
+      <w:spacing w:after="0" w:line="240" w:lineRule="auto"/>
+      <w:jc w:val="both"/>
+    </w:pPr>
+    <w:rPr>
+      <w:rFonts w:ascii="Arial" w:eastAsia="Times New Roman" w:hAnsi="Arial" w:cs="Times New Roman"/>
+      <w:szCs w:val="24"/>
+      <w:lang w:val="de-DE" w:eastAsia="de-DE"/>
+    </w:rPr>
+  </w:style>
+  <w:style w:type="character" w:customStyle="1" w:styleId="TextChar1">
+    <w:name w:val="Text Char1"/>
+    <w:link w:val="Text"/>
+    <w:rsid w:val="007F1466"/>
+    <w:rPr>
+      <w:rFonts w:ascii="Arial" w:eastAsia="Times New Roman" w:hAnsi="Arial" w:cs="Times New Roman"/>
+      <w:sz w:val="24"/>
+      <w:szCs w:val="24"/>
+      <w:lang w:val="de-DE" w:eastAsia="de-DE"/>
+    </w:rPr>
+  </w:style>
+  <w:style w:type="paragraph" w:customStyle="1" w:styleId="Aufzhlung1">
+    <w:name w:val="Aufzählung 1"/>
+    <w:basedOn w:val="Standard"/>
+    <w:autoRedefine/>
+    <w:rsid w:val="007F1466"/>
+    <w:pPr>
+      <w:numPr>
+        <w:numId w:val="10"/>
+      </w:numPr>
+      <w:tabs>
+        <w:tab w:val="clear" w:pos="360"/>
+      </w:tabs>
+      <w:spacing w:before="100" w:beforeAutospacing="1" w:after="100" w:afterAutospacing="1" w:line="240" w:lineRule="auto"/>
+      <w:ind w:left="527" w:hanging="357"/>
+    </w:pPr>
+    <w:rPr>
+      <w:rFonts w:ascii="Arial" w:eastAsia="Times New Roman" w:hAnsi="Arial" w:cs="Times New Roman"/>
+      <w:sz w:val="20"/>
+      <w:szCs w:val="24"/>
+      <w:lang w:val="de-DE" w:eastAsia="de-DE"/>
+    </w:rPr>
+  </w:style>
+  <w:style w:type="table" w:styleId="Gitternetztabelle1hellAkzent1">
+    <w:name w:val="Grid Table 1 Light Accent 1"/>
+    <w:basedOn w:val="NormaleTabelle"/>
+    <w:uiPriority w:val="46"/>
+    <w:rsid w:val="000C50B1"/>
+    <w:pPr>
+      <w:spacing w:after="0" w:line="240" w:lineRule="auto"/>
+    </w:pPr>
+    <w:tblPr>
+      <w:tblStyleRowBandSize w:val="1"/>
+      <w:tblStyleColBandSize w:val="1"/>
+      <w:tblBorders>
+        <w:top w:val="single" w:sz="4" w:space="0" w:color="BDD6EE" w:themeColor="accent1" w:themeTint="66"/>
+        <w:left w:val="single" w:sz="4" w:space="0" w:color="BDD6EE" w:themeColor="accent1" w:themeTint="66"/>
+        <w:bottom w:val="single" w:sz="4" w:space="0" w:color="BDD6EE" w:themeColor="accent1" w:themeTint="66"/>
+        <w:right w:val="single" w:sz="4" w:space="0" w:color="BDD6EE" w:themeColor="accent1" w:themeTint="66"/>
+        <w:insideH w:val="single" w:sz="4" w:space="0" w:color="BDD6EE" w:themeColor="accent1" w:themeTint="66"/>
+        <w:insideV w:val="single" w:sz="4" w:space="0" w:color="BDD6EE" w:themeColor="accent1" w:themeTint="66"/>
+      </w:tblBorders>
+    </w:tblPr>
+    <w:tblStylePr w:type="firstRow">
+      <w:rPr>
+        <w:b/>
+        <w:bCs/>
+      </w:rPr>
+      <w:tblPr/>
+      <w:tcPr>
+        <w:tcBorders>
+          <w:bottom w:val="single" w:sz="12" w:space="0" w:color="9CC2E5" w:themeColor="accent1" w:themeTint="99"/>
+        </w:tcBorders>
+      </w:tcPr>
+    </w:tblStylePr>
+    <w:tblStylePr w:type="lastRow">
+      <w:rPr>
+        <w:b/>
+        <w:bCs/>
+      </w:rPr>
+      <w:tblPr/>
+      <w:tcPr>
+        <w:tcBorders>
+          <w:top w:val="double" w:sz="2" w:space="0" w:color="9CC2E5" w:themeColor="accent1" w:themeTint="99"/>
+        </w:tcBorders>
+      </w:tcPr>
+    </w:tblStylePr>
+    <w:tblStylePr w:type="firstCol">
+      <w:rPr>
+        <w:b/>
+        <w:bCs/>
+      </w:rPr>
+    </w:tblStylePr>
+    <w:tblStylePr w:type="lastCol">
+      <w:rPr>
+        <w:b/>
+        <w:bCs/>
+      </w:rPr>
+    </w:tblStylePr>
+  </w:style>
 </w:styles>
 </file>
 
 <file path=word/theme/theme1.xml><?xml version="1.0" encoding="utf-8"?>
-<a:theme xmlns:a="http://schemas.openxmlformats.org/drawingml/2006/main" name="Office Theme">
+<a:theme xmlns:a="http://schemas.openxmlformats.org/drawingml/2006/main" name="Larissa">
   <a:themeElements>
-    <a:clrScheme name="Office">
+    <a:clrScheme name="Larissa">
       <a:dk1>
         <a:sysClr val="windowText" lastClr="000000"/>
       </a:dk1>
@@ -1985,7 +3795,7 @@
         <a:srgbClr val="954F72"/>
       </a:folHlink>
     </a:clrScheme>
-    <a:fontScheme name="Office">
+    <a:fontScheme name="Larissa">
       <a:majorFont>
         <a:latin typeface="Calibri Light" panose="020F0302020204030204"/>
         <a:ea typeface=""/>
@@ -2057,7 +3867,7 @@
         <a:font script="Geor" typeface="Sylfaen"/>
       </a:minorFont>
     </a:fontScheme>
-    <a:fmtScheme name="Office">
+    <a:fmtScheme name="Larissa">
       <a:fillStyleLst>
         <a:solidFill>
           <a:schemeClr val="phClr"/>
